--- a/fuentes/CFA_02_21720207_DU.docx
+++ b/fuentes/CFA_02_21720207_DU.docx
@@ -1,6 +1,6 @@
 
 <file path=word/document.xml><?xml version="1.0" encoding="utf-8"?>
-<w:document xmlns:wpc="http://schemas.microsoft.com/office/word/2010/wordprocessingCanvas" xmlns:cx="http://schemas.microsoft.com/office/drawing/2014/chartex" xmlns:cx1="http://schemas.microsoft.com/office/drawing/2015/9/8/chartex" xmlns:cx2="http://schemas.microsoft.com/office/drawing/2015/10/21/chartex" xmlns:cx3="http://schemas.microsoft.com/office/drawing/2016/5/9/chartex" xmlns:cx4="http://schemas.microsoft.com/office/drawing/2016/5/10/chartex" xmlns:cx5="http://schemas.microsoft.com/office/drawing/2016/5/11/chartex" xmlns:cx6="http://schemas.microsoft.com/office/drawing/2016/5/12/chartex" xmlns:cx7="http://schemas.microsoft.com/office/drawing/2016/5/13/chartex" xmlns:cx8="http://schemas.microsoft.com/office/drawing/2016/5/14/chartex" xmlns:mc="http://schemas.openxmlformats.org/markup-compatibility/2006" xmlns:aink="http://schemas.microsoft.com/office/drawing/2016/ink" xmlns:am3d="http://schemas.microsoft.com/office/drawing/2017/model3d" xmlns:o="urn:schemas-microsoft-com:office:office" xmlns:r="http://schemas.openxmlformats.org/officeDocument/2006/relationships" xmlns:m="http://schemas.openxmlformats.org/officeDocument/2006/math" xmlns:v="urn:schemas-microsoft-com:vml" xmlns:wp14="http://schemas.microsoft.com/office/word/2010/wordprocessingDrawing" xmlns:wp="http://schemas.openxmlformats.org/drawingml/2006/wordprocessingDrawing" xmlns:w10="urn:schemas-microsoft-com:office:word" xmlns:w="http://schemas.openxmlformats.org/wordprocessingml/2006/main" xmlns:w14="http://schemas.microsoft.com/office/word/2010/wordml" xmlns:w15="http://schemas.microsoft.com/office/word/2012/wordml" xmlns:w16cex="http://schemas.microsoft.com/office/word/2018/wordml/cex" xmlns:w16cid="http://schemas.microsoft.com/office/word/2016/wordml/cid" xmlns:w16="http://schemas.microsoft.com/office/word/2018/wordml" xmlns:w16sdtdh="http://schemas.microsoft.com/office/word/2020/wordml/sdtdatahash" xmlns:w16se="http://schemas.microsoft.com/office/word/2015/wordml/symex" xmlns:wpg="http://schemas.microsoft.com/office/word/2010/wordprocessingGroup" xmlns:wpi="http://schemas.microsoft.com/office/word/2010/wordprocessingInk" xmlns:wne="http://schemas.microsoft.com/office/word/2006/wordml" xmlns:wps="http://schemas.microsoft.com/office/word/2010/wordprocessingShape" mc:Ignorable="w14 w15 w16se w16cid w16 w16cex w16sdtdh wp14">
+<w:document xmlns:wpc="http://schemas.microsoft.com/office/word/2010/wordprocessingCanvas" xmlns:cx="http://schemas.microsoft.com/office/drawing/2014/chartex" xmlns:cx1="http://schemas.microsoft.com/office/drawing/2015/9/8/chartex" xmlns:cx2="http://schemas.microsoft.com/office/drawing/2015/10/21/chartex" xmlns:cx3="http://schemas.microsoft.com/office/drawing/2016/5/9/chartex" xmlns:cx4="http://schemas.microsoft.com/office/drawing/2016/5/10/chartex" xmlns:cx5="http://schemas.microsoft.com/office/drawing/2016/5/11/chartex" xmlns:cx6="http://schemas.microsoft.com/office/drawing/2016/5/12/chartex" xmlns:cx7="http://schemas.microsoft.com/office/drawing/2016/5/13/chartex" xmlns:cx8="http://schemas.microsoft.com/office/drawing/2016/5/14/chartex" xmlns:mc="http://schemas.openxmlformats.org/markup-compatibility/2006" xmlns:aink="http://schemas.microsoft.com/office/drawing/2016/ink" xmlns:am3d="http://schemas.microsoft.com/office/drawing/2017/model3d" xmlns:o="urn:schemas-microsoft-com:office:office" xmlns:r="http://schemas.openxmlformats.org/officeDocument/2006/relationships" xmlns:m="http://schemas.openxmlformats.org/officeDocument/2006/math" xmlns:v="urn:schemas-microsoft-com:vml" xmlns:wp14="http://schemas.microsoft.com/office/word/2010/wordprocessingDrawing" xmlns:wp="http://schemas.openxmlformats.org/drawingml/2006/wordprocessingDrawing" xmlns:w10="urn:schemas-microsoft-com:office:word" xmlns:w="http://schemas.openxmlformats.org/wordprocessingml/2006/main" xmlns:w14="http://schemas.microsoft.com/office/word/2010/wordml" xmlns:w15="http://schemas.microsoft.com/office/word/2012/wordml" xmlns:w16cid="http://schemas.microsoft.com/office/word/2016/wordml/cid" xmlns:w16se="http://schemas.microsoft.com/office/word/2015/wordml/symex" xmlns:wpg="http://schemas.microsoft.com/office/word/2010/wordprocessingGroup" xmlns:wpi="http://schemas.microsoft.com/office/word/2010/wordprocessingInk" xmlns:wne="http://schemas.microsoft.com/office/word/2006/wordml" xmlns:wps="http://schemas.microsoft.com/office/word/2010/wordprocessingShape" mc:Ignorable="w14 w15 w16se w16cid wp14">
   <w:body>
     <w:p>
       <w:r>
@@ -213,7 +213,7 @@
               </wp:anchor>
             </w:drawing>
           </mc:Choice>
-          <mc:Fallback>
+          <mc:Fallback xmlns:w16sdtdh="http://schemas.microsoft.com/office/word/2020/wordml/sdtdatahash" xmlns:w16="http://schemas.microsoft.com/office/word/2018/wordml" xmlns:w16cex="http://schemas.microsoft.com/office/word/2018/wordml/cex">
             <w:pict>
               <v:rect w14:anchorId="5C6229C9" id="Rectángulo 4" o:spid="_x0000_s1026" style="position:absolute;margin-left:-55.7pt;margin-top:29pt;width:613.85pt;height:204pt;z-index:-251659776;visibility:visible;mso-wrap-style:square;mso-width-percent:0;mso-height-percent:0;mso-wrap-distance-left:9pt;mso-wrap-distance-top:0;mso-wrap-distance-right:9pt;mso-wrap-distance-bottom:0;mso-position-horizontal:absolute;mso-position-horizontal-relative:text;mso-position-vertical:absolute;mso-position-vertical-relative:text;mso-width-percent:0;mso-height-percent:0;mso-width-relative:page;mso-height-relative:margin;v-text-anchor:middle" o:gfxdata="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" fillcolor="#00314d" stroked="f" strokeweight="1pt"/>
             </w:pict>
@@ -2151,7 +2151,7 @@
             <w:noProof/>
             <w:webHidden/>
           </w:rPr>
-          <w:t>27</w:t>
+          <w:t>28</w:t>
         </w:r>
         <w:r>
           <w:rPr>
@@ -3337,7 +3337,7 @@
             <w:noProof/>
             <w:webHidden/>
           </w:rPr>
-          <w:t>48</w:t>
+          <w:t>49</w:t>
         </w:r>
         <w:r>
           <w:rPr>
@@ -5162,14 +5162,12 @@
         </w:rPr>
         <w:t xml:space="preserve">), transformadores y </w:t>
       </w:r>
-      <w:proofErr w:type="spellStart"/>
-      <w:r>
-        <w:rPr>
-          <w:lang w:eastAsia="es-CO"/>
+      <w:r>
+        <w:rPr>
+          <w:rStyle w:val="Extranjerismo"/>
         </w:rPr>
         <w:t>autoencoders</w:t>
       </w:r>
-      <w:proofErr w:type="spellEnd"/>
       <w:r>
         <w:rPr>
           <w:lang w:eastAsia="es-CO"/>
@@ -6225,16 +6223,12 @@
         </w:rPr>
         <w:t xml:space="preserve">Prompt </w:t>
       </w:r>
-      <w:proofErr w:type="spellStart"/>
-      <w:r>
-        <w:rPr>
-          <w:rStyle w:val="Extranjerismo"/>
-          <w:b/>
-          <w:lang w:eastAsia="es-CO"/>
+      <w:r>
+        <w:rPr>
+          <w:b/>
         </w:rPr>
         <w:t>inicial</w:t>
       </w:r>
-      <w:proofErr w:type="spellEnd"/>
       <w:r>
         <w:rPr>
           <w:lang w:eastAsia="es-CO"/>
@@ -6312,7 +6306,7 @@
           <w:ilvl w:val="0"/>
           <w:numId w:val="16"/>
         </w:numPr>
-        <w:ind w:left="2136"/>
+        <w:ind w:left="2268"/>
         <w:rPr>
           <w:lang w:eastAsia="es-CO"/>
         </w:rPr>
@@ -6331,7 +6325,7 @@
           <w:ilvl w:val="0"/>
           <w:numId w:val="16"/>
         </w:numPr>
-        <w:ind w:left="2136"/>
+        <w:ind w:left="2268"/>
         <w:rPr>
           <w:lang w:eastAsia="es-CO"/>
         </w:rPr>
@@ -6358,6 +6352,7 @@
           <w:ilvl w:val="0"/>
           <w:numId w:val="16"/>
         </w:numPr>
+        <w:ind w:left="2268"/>
         <w:rPr>
           <w:lang w:eastAsia="es-CO"/>
         </w:rPr>
@@ -6448,6 +6443,7 @@
           <w:ilvl w:val="0"/>
           <w:numId w:val="17"/>
         </w:numPr>
+        <w:ind w:left="2268"/>
         <w:rPr>
           <w:lang w:eastAsia="es-CO"/>
         </w:rPr>
@@ -6466,6 +6462,7 @@
           <w:ilvl w:val="0"/>
           <w:numId w:val="17"/>
         </w:numPr>
+        <w:ind w:left="2268"/>
         <w:rPr>
           <w:lang w:eastAsia="es-CO"/>
         </w:rPr>
@@ -6484,6 +6481,7 @@
           <w:ilvl w:val="0"/>
           <w:numId w:val="17"/>
         </w:numPr>
+        <w:ind w:left="2268"/>
         <w:rPr>
           <w:lang w:eastAsia="es-CO"/>
         </w:rPr>
@@ -7217,11 +7215,24 @@
         <w:lastRenderedPageBreak/>
         <w:t>Educación personalizada</w:t>
       </w:r>
-      <w:r>
-        <w:rPr>
-          <w:lang w:eastAsia="es-CO"/>
-        </w:rPr>
-        <w:t xml:space="preserve">: los instructores pueden generar materiales didácticos adaptados al nivel de los aprendices mediante </w:t>
+    </w:p>
+    <w:p>
+      <w:pPr>
+        <w:rPr>
+          <w:lang w:eastAsia="es-CO"/>
+        </w:rPr>
+      </w:pPr>
+      <w:r>
+        <w:rPr>
+          <w:lang w:eastAsia="es-CO"/>
+        </w:rPr>
+        <w:t>Lo</w:t>
+      </w:r>
+      <w:r>
+        <w:rPr>
+          <w:lang w:eastAsia="es-CO"/>
+        </w:rPr>
+        <w:t xml:space="preserve">s instructores pueden generar materiales didácticos adaptados al nivel de los aprendices mediante </w:t>
       </w:r>
       <w:r>
         <w:rPr>
@@ -7289,11 +7300,24 @@
         </w:rPr>
         <w:t>marketing</w:t>
       </w:r>
-      <w:r>
-        <w:rPr>
-          <w:lang w:eastAsia="es-CO"/>
-        </w:rPr>
-        <w:t xml:space="preserve">: profesionales del </w:t>
+    </w:p>
+    <w:p>
+      <w:pPr>
+        <w:rPr>
+          <w:lang w:eastAsia="es-CO"/>
+        </w:rPr>
+      </w:pPr>
+      <w:r>
+        <w:rPr>
+          <w:lang w:eastAsia="es-CO"/>
+        </w:rPr>
+        <w:t>P</w:t>
+      </w:r>
+      <w:r>
+        <w:rPr>
+          <w:lang w:eastAsia="es-CO"/>
+        </w:rPr>
+        <w:t xml:space="preserve">rofesionales del </w:t>
       </w:r>
       <w:r>
         <w:rPr>
@@ -7305,7 +7329,20 @@
         <w:rPr>
           <w:lang w:eastAsia="es-CO"/>
         </w:rPr>
-        <w:t xml:space="preserve"> utilizan modelos generativos para redactar publicaciones, slogans o guiones publicitarios.</w:t>
+        <w:t xml:space="preserve"> utilizan modelos generativos para redactar publicaciones, </w:t>
+      </w:r>
+      <w:r>
+        <w:rPr>
+          <w:rStyle w:val="Extranjerismo"/>
+          <w:lang w:eastAsia="es-CO"/>
+        </w:rPr>
+        <w:t>slogans</w:t>
+      </w:r>
+      <w:r>
+        <w:rPr>
+          <w:lang w:eastAsia="es-CO"/>
+        </w:rPr>
+        <w:t xml:space="preserve"> o guiones publicitarios.</w:t>
       </w:r>
     </w:p>
     <w:p>
@@ -7352,11 +7389,24 @@
         </w:rPr>
         <w:t>Asistencia en programación</w:t>
       </w:r>
-      <w:r>
-        <w:rPr>
-          <w:lang w:eastAsia="es-CO"/>
-        </w:rPr>
-        <w:t xml:space="preserve">: desarrolladores pueden usar </w:t>
+    </w:p>
+    <w:p>
+      <w:pPr>
+        <w:rPr>
+          <w:lang w:eastAsia="es-CO"/>
+        </w:rPr>
+      </w:pPr>
+      <w:r>
+        <w:rPr>
+          <w:lang w:eastAsia="es-CO"/>
+        </w:rPr>
+        <w:t>D</w:t>
+      </w:r>
+      <w:r>
+        <w:rPr>
+          <w:lang w:eastAsia="es-CO"/>
+        </w:rPr>
+        <w:t xml:space="preserve">esarrolladores pueden usar </w:t>
       </w:r>
       <w:r>
         <w:rPr>
@@ -7403,23 +7453,37 @@
         </w:rPr>
         <w:t>Atención automática al cliente</w:t>
       </w:r>
-      <w:r>
-        <w:rPr>
-          <w:lang w:eastAsia="es-CO"/>
-        </w:rPr>
-        <w:t>: las empresas entrenan modelos generativos para responder preguntas frecuentes con lenguaje natural.</w:t>
-      </w:r>
-    </w:p>
-    <w:p>
-      <w:pPr>
-        <w:rPr>
-          <w:lang w:eastAsia="es-CO"/>
-        </w:rPr>
-      </w:pPr>
-      <w:r>
-        <w:rPr>
-          <w:lang w:eastAsia="es-CO"/>
-        </w:rPr>
+    </w:p>
+    <w:p>
+      <w:pPr>
+        <w:rPr>
+          <w:lang w:eastAsia="es-CO"/>
+        </w:rPr>
+      </w:pPr>
+      <w:r>
+        <w:rPr>
+          <w:lang w:eastAsia="es-CO"/>
+        </w:rPr>
+        <w:t>L</w:t>
+      </w:r>
+      <w:r>
+        <w:rPr>
+          <w:lang w:eastAsia="es-CO"/>
+        </w:rPr>
+        <w:t>as empresas entrenan modelos generativos para responder preguntas frecuentes con lenguaje natural.</w:t>
+      </w:r>
+    </w:p>
+    <w:p>
+      <w:pPr>
+        <w:rPr>
+          <w:lang w:eastAsia="es-CO"/>
+        </w:rPr>
+      </w:pPr>
+      <w:r>
+        <w:rPr>
+          <w:lang w:eastAsia="es-CO"/>
+        </w:rPr>
+        <w:lastRenderedPageBreak/>
         <w:t xml:space="preserve">Un </w:t>
       </w:r>
       <w:r>
@@ -7465,198 +7529,216 @@
           <w:b/>
           <w:lang w:eastAsia="es-CO"/>
         </w:rPr>
+        <w:t>Apoyo en redacción académica</w:t>
+      </w:r>
+    </w:p>
+    <w:p>
+      <w:pPr>
+        <w:rPr>
+          <w:lang w:eastAsia="es-CO"/>
+        </w:rPr>
+      </w:pPr>
+      <w:r>
+        <w:rPr>
+          <w:lang w:eastAsia="es-CO"/>
+        </w:rPr>
+        <w:t>A</w:t>
+      </w:r>
+      <w:r>
+        <w:rPr>
+          <w:lang w:eastAsia="es-CO"/>
+        </w:rPr>
+        <w:t xml:space="preserve">prendices emplean </w:t>
+      </w:r>
+      <w:r>
+        <w:rPr>
+          <w:rStyle w:val="Extranjerismo"/>
+          <w:lang w:eastAsia="es-CO"/>
+        </w:rPr>
+        <w:t>prompts</w:t>
+      </w:r>
+      <w:r>
+        <w:rPr>
+          <w:lang w:eastAsia="es-CO"/>
+        </w:rPr>
+        <w:t xml:space="preserve"> para redactar resúmenes, ensayos o introducciones.</w:t>
+      </w:r>
+    </w:p>
+    <w:p>
+      <w:pPr>
+        <w:rPr>
+          <w:lang w:eastAsia="es-CO"/>
+        </w:rPr>
+      </w:pPr>
+      <w:r>
+        <w:rPr>
+          <w:lang w:eastAsia="es-CO"/>
+        </w:rPr>
+        <w:t>Por ejemplo, “Resume en 100 palabras un artículo sobre cambio climático con enfoque crítico”, permite sintetizar información clave manteniendo el enfoque solicitado.</w:t>
+      </w:r>
+    </w:p>
+    <w:p>
+      <w:pPr>
+        <w:rPr>
+          <w:lang w:eastAsia="es-CO"/>
+        </w:rPr>
+      </w:pPr>
+      <w:r>
+        <w:rPr>
+          <w:lang w:eastAsia="es-CO"/>
+        </w:rPr>
+        <w:t xml:space="preserve">Estos casos muestran que la clave del éxito radica en diseñar </w:t>
+      </w:r>
+      <w:r>
+        <w:rPr>
+          <w:rStyle w:val="Extranjerismo"/>
+          <w:lang w:eastAsia="es-CO"/>
+        </w:rPr>
+        <w:t>prompts</w:t>
+      </w:r>
+      <w:r>
+        <w:rPr>
+          <w:lang w:eastAsia="es-CO"/>
+        </w:rPr>
+        <w:t xml:space="preserve"> precisos, contextualizados y enfocados en el resultado esperado, permitiendo así que los modelos generativos sean herramientas efectivas en entornos reales.</w:t>
+      </w:r>
+    </w:p>
+    <w:p>
+      <w:pPr>
+        <w:pStyle w:val="Ttulo2"/>
+      </w:pPr>
+      <w:bookmarkStart w:id="34" w:name="_Toc201826934"/>
+      <w:r>
+        <w:t>Consideraciones éticas y sesgos en el modelamiento de datos</w:t>
+      </w:r>
+      <w:bookmarkEnd w:id="34"/>
+    </w:p>
+    <w:p>
+      <w:pPr>
+        <w:rPr>
+          <w:lang w:eastAsia="es-CO"/>
+        </w:rPr>
+      </w:pPr>
+      <w:r>
+        <w:rPr>
+          <w:lang w:eastAsia="es-CO"/>
+        </w:rPr>
+        <w:t>El desarrollo y aplicación de modelos de inteligencia artificial, especialmente los generativos, debe regirse por principios éticos fundamentales que garanticen un uso responsable, justo y transparente de los datos. En este contexto, las consideraciones éticas no son opcionales, sino esenciales para evitar impactos negativos en la sociedad y asegurar que los beneficios de la IA se distribuyan de forma equitativa.</w:t>
+      </w:r>
+    </w:p>
+    <w:p>
+      <w:pPr>
+        <w:rPr>
+          <w:lang w:eastAsia="es-CO"/>
+        </w:rPr>
+      </w:pPr>
+      <w:r>
+        <w:rPr>
+          <w:lang w:eastAsia="es-CO"/>
+        </w:rPr>
+        <w:t xml:space="preserve">Uno de los principales desafíos éticos es la presencia de sesgos en los datos. Los modelos de IA aprenden a partir de los datos que se les suministran; si estos contienen prejuicios, estereotipos o representaciones desproporcionadas de ciertos grupos, el modelo replicará y amplificará dichos sesgos en sus resultados. Esto puede llevar a discriminación en decisiones automatizadas como contrataciones, acceso a servicios </w:t>
+      </w:r>
+      <w:r>
+        <w:rPr>
+          <w:lang w:eastAsia="es-CO"/>
+        </w:rPr>
         <w:lastRenderedPageBreak/>
-        <w:t>Apoyo en redacción académica</w:t>
-      </w:r>
-      <w:r>
-        <w:rPr>
-          <w:lang w:eastAsia="es-CO"/>
-        </w:rPr>
-        <w:t xml:space="preserve">: aprendices emplean </w:t>
-      </w:r>
-      <w:r>
-        <w:rPr>
-          <w:rStyle w:val="Extranjerismo"/>
-          <w:lang w:eastAsia="es-CO"/>
-        </w:rPr>
-        <w:t>prompts</w:t>
-      </w:r>
-      <w:r>
-        <w:rPr>
-          <w:lang w:eastAsia="es-CO"/>
-        </w:rPr>
-        <w:t xml:space="preserve"> para redactar resúmenes, ensayos o introducciones.</w:t>
-      </w:r>
-    </w:p>
-    <w:p>
-      <w:pPr>
-        <w:rPr>
-          <w:lang w:eastAsia="es-CO"/>
-        </w:rPr>
-      </w:pPr>
-      <w:r>
-        <w:rPr>
-          <w:lang w:eastAsia="es-CO"/>
-        </w:rPr>
-        <w:t>Por ejemplo, “Resume en 100 palabras un artículo sobre cambio climático con enfoque crítico”, permite sintetizar información clave manteniendo el enfoque solicitado.</w:t>
-      </w:r>
-    </w:p>
-    <w:p>
-      <w:pPr>
-        <w:rPr>
-          <w:lang w:eastAsia="es-CO"/>
-        </w:rPr>
-      </w:pPr>
-      <w:r>
-        <w:rPr>
-          <w:lang w:eastAsia="es-CO"/>
-        </w:rPr>
-        <w:t xml:space="preserve">Estos casos muestran que la clave del éxito radica en diseñar </w:t>
-      </w:r>
-      <w:r>
-        <w:rPr>
-          <w:rStyle w:val="Extranjerismo"/>
-          <w:lang w:eastAsia="es-CO"/>
-        </w:rPr>
-        <w:t>prompts</w:t>
-      </w:r>
-      <w:r>
-        <w:rPr>
-          <w:lang w:eastAsia="es-CO"/>
-        </w:rPr>
-        <w:t xml:space="preserve"> precisos, contextualizados y enfocados en el resultado esperado, permitiendo así que los modelos generativos sean herramientas efectivas en entornos reales.</w:t>
-      </w:r>
-    </w:p>
-    <w:p>
-      <w:pPr>
-        <w:pStyle w:val="Ttulo2"/>
-      </w:pPr>
-      <w:bookmarkStart w:id="34" w:name="_Toc201826934"/>
-      <w:r>
-        <w:t>Consideraciones éticas y sesgos en el modelamiento de datos</w:t>
-      </w:r>
-      <w:bookmarkEnd w:id="34"/>
-    </w:p>
-    <w:p>
-      <w:pPr>
-        <w:rPr>
-          <w:lang w:eastAsia="es-CO"/>
-        </w:rPr>
-      </w:pPr>
-      <w:r>
-        <w:rPr>
-          <w:lang w:eastAsia="es-CO"/>
-        </w:rPr>
-        <w:t>El desarrollo y aplicación de modelos de inteligencia artificial, especialmente los generativos, debe regirse por principios éticos fundamentales que garanticen un uso responsable, justo y transparente de los datos. En este contexto, las consideraciones éticas no son opcionales, sino esenciales para evitar impactos negativos en la sociedad y asegurar que los beneficios de la IA se distribuyan de forma equitativa.</w:t>
-      </w:r>
-    </w:p>
-    <w:p>
-      <w:pPr>
-        <w:rPr>
-          <w:lang w:eastAsia="es-CO"/>
-        </w:rPr>
-      </w:pPr>
-      <w:r>
-        <w:rPr>
-          <w:lang w:eastAsia="es-CO"/>
-        </w:rPr>
-        <w:t>Uno de los principales desafíos éticos es la presencia de sesgos en los datos. Los modelos de IA aprenden a partir de los datos que se les suministran; si estos contienen prejuicios, estereotipos o representaciones desproporcionadas de ciertos grupos, el modelo replicará y amplificará dichos sesgos en sus resultados. Esto puede llevar a discriminación en decisiones automatizadas como contrataciones, acceso a servicios financieros o diagnósticos médicos. Es fundamental aplicar técnicas de evaluación y corrección de sesgos antes, durante y después del entrenamiento de los modelos.</w:t>
-      </w:r>
-    </w:p>
-    <w:p>
-      <w:pPr>
-        <w:rPr>
-          <w:lang w:eastAsia="es-CO"/>
-        </w:rPr>
-      </w:pPr>
-    </w:p>
-    <w:p>
-      <w:pPr>
-        <w:rPr>
-          <w:lang w:eastAsia="es-CO"/>
-        </w:rPr>
-      </w:pPr>
+        <w:t>financieros o diagnósticos médicos. Es fundamental aplicar técnicas de evaluación y corrección de sesgos antes, durante y después del entrenamiento de los modelos.</w:t>
+      </w:r>
+    </w:p>
+    <w:p>
+      <w:pPr>
+        <w:rPr>
+          <w:lang w:eastAsia="es-CO"/>
+        </w:rPr>
+      </w:pPr>
+    </w:p>
+    <w:p>
+      <w:pPr>
+        <w:rPr>
+          <w:lang w:eastAsia="es-CO"/>
+        </w:rPr>
+      </w:pPr>
+      <w:r>
+        <w:rPr>
+          <w:lang w:eastAsia="es-CO"/>
+        </w:rPr>
+        <w:t>También se debe considerar el respeto a la privacidad y la protección de los datos personales. El uso indebido o no autorizado de datos sensibles puede tener consecuencias legales y éticas graves. Es importante aplicar principios como la minimización de datos, el consentimiento informado, el anonimato y la seguridad en el almacenamiento y procesamiento de la información. Las leyes de protección de datos, como el GDPR en Europa o la Ley 1581 de 2012 en Colombia, establecen directrices claras para proteger los derechos de los ciudadanos.</w:t>
+      </w:r>
+    </w:p>
+    <w:p>
+      <w:pPr>
+        <w:rPr>
+          <w:lang w:eastAsia="es-CO"/>
+        </w:rPr>
+      </w:pPr>
+      <w:r>
+        <w:rPr>
+          <w:lang w:eastAsia="es-CO"/>
+        </w:rPr>
+        <w:t xml:space="preserve">Otro aspecto crucial es la </w:t>
+      </w:r>
+      <w:proofErr w:type="spellStart"/>
+      <w:r>
+        <w:rPr>
+          <w:lang w:eastAsia="es-CO"/>
+        </w:rPr>
+        <w:t>explicabilidad</w:t>
+      </w:r>
+      <w:proofErr w:type="spellEnd"/>
+      <w:r>
+        <w:rPr>
+          <w:lang w:eastAsia="es-CO"/>
+        </w:rPr>
+        <w:t xml:space="preserve"> y transparencia de los modelos. Muchas veces, los algoritmos se comportan como “cajas negras”, dificultando la comprensión de cómo llegan a ciertas conclusiones. La </w:t>
+      </w:r>
+      <w:proofErr w:type="spellStart"/>
+      <w:r>
+        <w:rPr>
+          <w:lang w:eastAsia="es-CO"/>
+        </w:rPr>
+        <w:t>explicabilidad</w:t>
+      </w:r>
+      <w:proofErr w:type="spellEnd"/>
+      <w:r>
+        <w:rPr>
+          <w:lang w:eastAsia="es-CO"/>
+        </w:rPr>
+        <w:t xml:space="preserve"> permite que los usuarios y auditores entiendan los criterios utilizados en las decisiones automatizadas, lo cual es esencial para generar confianza y para corregir errores o sesgos indeseados.</w:t>
+      </w:r>
+    </w:p>
+    <w:p>
+      <w:pPr>
+        <w:rPr>
+          <w:lang w:eastAsia="es-CO"/>
+        </w:rPr>
+      </w:pPr>
+      <w:r>
+        <w:rPr>
+          <w:lang w:eastAsia="es-CO"/>
+        </w:rPr>
+        <w:t>Además, debe garantizarse la responsabilidad algorítmica, es decir, que exista una trazabilidad clara sobre quién diseña, entrena y supervisa los modelos, y que se establezcan mecanismos para responder ante posibles fallos o impactos negativos. Esto incluye la implementación de políticas éticas internas, comités de revisión de IA, y auditorías periódicas de los sistemas.</w:t>
+      </w:r>
+    </w:p>
+    <w:p>
+      <w:pPr>
+        <w:rPr>
+          <w:lang w:eastAsia="es-CO"/>
+        </w:rPr>
+      </w:pPr>
+      <w:r>
+        <w:rPr>
+          <w:lang w:eastAsia="es-CO"/>
+        </w:rPr>
+        <w:t xml:space="preserve">Finalmente, es importante fomentar una alfabetización ética en IA, promoviendo una cultura de responsabilidad en el uso de estas tecnologías tanto entre desarrolladores como entre usuarios. La ética no es solo una etapa del desarrollo, sino </w:t>
+      </w:r>
       <w:r>
         <w:rPr>
           <w:lang w:eastAsia="es-CO"/>
         </w:rPr>
         <w:lastRenderedPageBreak/>
-        <w:t>También se debe considerar el respeto a la privacidad y la protección de los datos personales. El uso indebido o no autorizado de datos sensibles puede tener consecuencias legales y éticas graves. Es importante aplicar principios como la minimización de datos, el consentimiento informado, el anonimato y la seguridad en el almacenamiento y procesamiento de la información. Las leyes de protección de datos, como el GDPR en Europa o la Ley 1581 de 2012 en Colombia, establecen directrices claras para proteger los derechos de los ciudadanos.</w:t>
-      </w:r>
-    </w:p>
-    <w:p>
-      <w:pPr>
-        <w:rPr>
-          <w:lang w:eastAsia="es-CO"/>
-        </w:rPr>
-      </w:pPr>
-      <w:r>
-        <w:rPr>
-          <w:lang w:eastAsia="es-CO"/>
-        </w:rPr>
-        <w:t xml:space="preserve">Otro aspecto crucial es la </w:t>
-      </w:r>
-      <w:proofErr w:type="spellStart"/>
-      <w:r>
-        <w:rPr>
-          <w:lang w:eastAsia="es-CO"/>
-        </w:rPr>
-        <w:t>explicabilidad</w:t>
-      </w:r>
-      <w:proofErr w:type="spellEnd"/>
-      <w:r>
-        <w:rPr>
-          <w:lang w:eastAsia="es-CO"/>
-        </w:rPr>
-        <w:t xml:space="preserve"> y transparencia de los modelos. Muchas veces, los algoritmos se comportan como “cajas negras”, dificultando la comprensión de cómo llegan a ciertas conclusiones. La </w:t>
-      </w:r>
-      <w:proofErr w:type="spellStart"/>
-      <w:r>
-        <w:rPr>
-          <w:lang w:eastAsia="es-CO"/>
-        </w:rPr>
-        <w:t>explicabilidad</w:t>
-      </w:r>
-      <w:proofErr w:type="spellEnd"/>
-      <w:r>
-        <w:rPr>
-          <w:lang w:eastAsia="es-CO"/>
-        </w:rPr>
-        <w:t xml:space="preserve"> permite que los usuarios y auditores entiendan los criterios utilizados en las decisiones automatizadas, lo cual es esencial para generar confianza y para corregir errores o sesgos indeseados.</w:t>
-      </w:r>
-    </w:p>
-    <w:p>
-      <w:pPr>
-        <w:rPr>
-          <w:lang w:eastAsia="es-CO"/>
-        </w:rPr>
-      </w:pPr>
-      <w:r>
-        <w:rPr>
-          <w:lang w:eastAsia="es-CO"/>
-        </w:rPr>
-        <w:t>Además, debe garantizarse la responsabilidad algorítmica, es decir, que exista una trazabilidad clara sobre quién diseña, entrena y supervisa los modelos, y que se establezcan mecanismos para responder ante posibles fallos o impactos negativos. Esto incluye la implementación de políticas éticas internas, comités de revisión de IA, y auditorías periódicas de los sistemas.</w:t>
-      </w:r>
-    </w:p>
-    <w:p>
-      <w:pPr>
-        <w:rPr>
-          <w:lang w:eastAsia="es-CO"/>
-        </w:rPr>
-      </w:pPr>
-      <w:r>
-        <w:rPr>
-          <w:lang w:eastAsia="es-CO"/>
-        </w:rPr>
-        <w:t>Finalmente, es importante fomentar una alfabetización ética en IA, promoviendo una cultura de responsabilidad en el uso de estas tecnologías tanto entre desarrolladores como entre usuarios. La ética no es solo una etapa del desarrollo, sino un eje transversal que debe guiar todas las decisiones en torno al modelamiento de datos y el diseño de sistemas inteligentes.</w:t>
-      </w:r>
-    </w:p>
-    <w:p>
-      <w:pPr>
-        <w:rPr>
-          <w:lang w:eastAsia="es-CO"/>
-        </w:rPr>
-      </w:pPr>
+        <w:t>un eje transversal que debe guiar todas las decisiones en torno al modelamiento de datos y el diseño de sistemas inteligentes.</w:t>
+      </w:r>
     </w:p>
     <w:p>
       <w:pPr>
@@ -7664,7 +7746,6 @@
       </w:pPr>
       <w:bookmarkStart w:id="35" w:name="_Toc201826935"/>
       <w:r>
-        <w:lastRenderedPageBreak/>
         <w:t>Preparación e integración de datos</w:t>
       </w:r>
       <w:bookmarkEnd w:id="35"/>
@@ -7772,6 +7853,7 @@
       </w:pPr>
       <w:bookmarkStart w:id="42" w:name="_Toc201826938"/>
       <w:r>
+        <w:lastRenderedPageBreak/>
         <w:t>Técnicas de limpieza de datos</w:t>
       </w:r>
       <w:bookmarkEnd w:id="42"/>
@@ -7786,14 +7868,7 @@
         <w:rPr>
           <w:lang w:eastAsia="es-CO"/>
         </w:rPr>
-        <w:t xml:space="preserve">La limpieza de datos es una etapa esencial en cualquier flujo de trabajo de análisis o ciencia de datos, ya que garantiza que la información utilizada sea precisa, </w:t>
-      </w:r>
-      <w:r>
-        <w:rPr>
-          <w:lang w:eastAsia="es-CO"/>
-        </w:rPr>
-        <w:lastRenderedPageBreak/>
-        <w:t>coherente y útil. El objetivo principal es eliminar o corregir errores que puedan afectar la calidad del análisis o el rendimiento de los modelos de inteligencia artificial. Un conjunto de datos sucios puede llevar a conclusiones equivocadas, pérdida de tiempo, decisiones erróneas e incluso fallos en sistemas automatizados.</w:t>
+        <w:t>La limpieza de datos es una etapa esencial en cualquier flujo de trabajo de análisis o ciencia de datos, ya que garantiza que la información utilizada sea precisa, coherente y útil. El objetivo principal es eliminar o corregir errores que puedan afectar la calidad del análisis o el rendimiento de los modelos de inteligencia artificial. Un conjunto de datos sucios puede llevar a conclusiones equivocadas, pérdida de tiempo, decisiones erróneas e incluso fallos en sistemas automatizados.</w:t>
       </w:r>
     </w:p>
     <w:p>
@@ -7957,7 +8032,6 @@
           <w:b/>
           <w:lang w:eastAsia="es-CO"/>
         </w:rPr>
-        <w:lastRenderedPageBreak/>
         <w:t>Corrección de errores tipográficos o de codificación</w:t>
       </w:r>
       <w:r>
@@ -8468,13 +8542,6 @@
     </w:p>
     <w:p>
       <w:pPr>
-        <w:rPr>
-          <w:lang w:eastAsia="es-CO"/>
-        </w:rPr>
-      </w:pPr>
-    </w:p>
-    <w:p>
-      <w:pPr>
         <w:pStyle w:val="Prrafodelista"/>
         <w:numPr>
           <w:ilvl w:val="0"/>
@@ -8489,6 +8556,7 @@
           <w:b/>
           <w:lang w:eastAsia="es-CO"/>
         </w:rPr>
+        <w:lastRenderedPageBreak/>
         <w:t>Establecimiento de claves primarias y foráneas</w:t>
       </w:r>
       <w:r>
@@ -8661,7 +8729,6 @@
         <w:rPr>
           <w:lang w:eastAsia="es-CO"/>
         </w:rPr>
-        <w:lastRenderedPageBreak/>
         <w:t>Una regla de negocio puede ser: “si el estado del envío es ‘Entregado’, debe existir una fecha de entrega registrada”.</w:t>
       </w:r>
     </w:p>
@@ -8680,6 +8747,7 @@
         <w:rPr>
           <w:lang w:eastAsia="es-CO"/>
         </w:rPr>
+        <w:lastRenderedPageBreak/>
         <w:t>Estas reglas se traducen en validaciones automáticas dentro del sistema, previniendo errores como reportar entregas incompletas.</w:t>
       </w:r>
     </w:p>
@@ -9296,6 +9364,7 @@
     </w:p>
     <w:p>
       <w:pPr>
+        <w:ind w:left="1415"/>
         <w:rPr>
           <w:lang w:eastAsia="es-CO"/>
         </w:rPr>
@@ -9334,6 +9403,7 @@
     </w:p>
     <w:p>
       <w:pPr>
+        <w:ind w:left="1415"/>
         <w:rPr>
           <w:lang w:eastAsia="es-CO"/>
         </w:rPr>
@@ -9379,6 +9449,7 @@
     </w:p>
     <w:p>
       <w:pPr>
+        <w:ind w:left="1415"/>
         <w:rPr>
           <w:lang w:eastAsia="es-CO"/>
         </w:rPr>
@@ -9418,6 +9489,7 @@
     </w:p>
     <w:p>
       <w:pPr>
+        <w:ind w:left="1415"/>
         <w:rPr>
           <w:lang w:eastAsia="es-CO"/>
         </w:rPr>
@@ -10005,7 +10077,21 @@
           <w:b/>
           <w:lang w:eastAsia="es-CO"/>
         </w:rPr>
-        <w:t>Medida de variabilidad (Rango, desviación estándar y varianza)</w:t>
+        <w:t>Medida de variabilidad (</w:t>
+      </w:r>
+      <w:r>
+        <w:rPr>
+          <w:b/>
+          <w:lang w:eastAsia="es-CO"/>
+        </w:rPr>
+        <w:t>r</w:t>
+      </w:r>
+      <w:r>
+        <w:rPr>
+          <w:b/>
+          <w:lang w:eastAsia="es-CO"/>
+        </w:rPr>
+        <w:t>ango, desviación estándar y varianza)</w:t>
       </w:r>
     </w:p>
     <w:p>
@@ -10051,7 +10137,7 @@
         <w:rPr>
           <w:lang w:eastAsia="es-CO"/>
         </w:rPr>
-        <w:t>Ayudan a entender si los datos están distribuidos de manera equilibrada o si existe inclinación hacia valores altos o bajos, los cual es crítico al definir umbrales y reglas de negocio.</w:t>
+        <w:t>Ayudan a entender si los datos están distribuidos de manera equilibrada o si existe inclinación hacia valores altos o bajos, lo cual es crítico al definir umbrales y reglas de negocio.</w:t>
       </w:r>
     </w:p>
     <w:p>
@@ -10498,13 +10584,12 @@
         <w:t xml:space="preserve">más comunes es el </w:t>
       </w:r>
       <w:bookmarkStart w:id="58" w:name="_Hlk201824664"/>
-      <w:r>
-        <w:rPr>
-          <w:rStyle w:val="Extranjerismo"/>
-          <w:lang w:eastAsia="es-CO"/>
-        </w:rPr>
+      <w:bookmarkStart w:id="59" w:name="_GoBack"/>
+      <w:proofErr w:type="spellStart"/>
+      <w:r>
         <w:t>clustering</w:t>
       </w:r>
+      <w:proofErr w:type="spellEnd"/>
       <w:r>
         <w:rPr>
           <w:lang w:eastAsia="es-CO"/>
@@ -10512,6 +10597,7 @@
         <w:t xml:space="preserve"> </w:t>
       </w:r>
       <w:bookmarkEnd w:id="58"/>
+      <w:bookmarkEnd w:id="59"/>
       <w:r>
         <w:rPr>
           <w:lang w:eastAsia="es-CO"/>
@@ -10595,11 +10681,11 @@
       <w:pPr>
         <w:pStyle w:val="Ttulo2"/>
       </w:pPr>
-      <w:bookmarkStart w:id="59" w:name="_Toc201826951"/>
+      <w:bookmarkStart w:id="60" w:name="_Toc201826951"/>
       <w:r>
         <w:t>Principales algoritmos</w:t>
       </w:r>
-      <w:bookmarkEnd w:id="59"/>
+      <w:bookmarkEnd w:id="60"/>
     </w:p>
     <w:p>
       <w:pPr>
@@ -10948,13 +11034,11 @@
         </w:rPr>
         <w:t xml:space="preserve">: algoritmo de </w:t>
       </w:r>
-      <w:r>
-        <w:rPr>
-          <w:rStyle w:val="Extranjerismo"/>
-          <w:lang w:eastAsia="es-CO"/>
-        </w:rPr>
+      <w:proofErr w:type="spellStart"/>
+      <w:r>
         <w:t>clustering</w:t>
       </w:r>
+      <w:proofErr w:type="spellEnd"/>
       <w:r>
         <w:rPr>
           <w:lang w:eastAsia="es-CO"/>
@@ -11299,11 +11383,11 @@
       <w:pPr>
         <w:pStyle w:val="Ttulo2"/>
       </w:pPr>
-      <w:bookmarkStart w:id="60" w:name="_Toc201826952"/>
+      <w:bookmarkStart w:id="61" w:name="_Toc201826952"/>
       <w:r>
         <w:t>Herramientas de analítica de datos: características y funcionalidades</w:t>
       </w:r>
-      <w:bookmarkEnd w:id="60"/>
+      <w:bookmarkEnd w:id="61"/>
     </w:p>
     <w:p>
       <w:pPr>
@@ -11355,19 +11439,17 @@
         </w:rPr>
         <w:t>: permiten trabajar con grandes volúmenes de datos (</w:t>
       </w:r>
-      <w:proofErr w:type="spellStart"/>
-      <w:r>
-        <w:rPr>
-          <w:lang w:eastAsia="es-CO"/>
-        </w:rPr>
-        <w:t>big</w:t>
-      </w:r>
-      <w:proofErr w:type="spellEnd"/>
-      <w:r>
-        <w:rPr>
-          <w:lang w:eastAsia="es-CO"/>
-        </w:rPr>
-        <w:t xml:space="preserve"> data) y escalar fácilmente a medida que crecen las fuentes de información.</w:t>
+      <w:r>
+        <w:rPr>
+          <w:rStyle w:val="Extranjerismo"/>
+        </w:rPr>
+        <w:t>big data</w:t>
+      </w:r>
+      <w:r>
+        <w:rPr>
+          <w:lang w:eastAsia="es-CO"/>
+        </w:rPr>
+        <w:t>) y escalar fácilmente a medida que crecen las fuentes de información.</w:t>
       </w:r>
     </w:p>
     <w:p>
@@ -11470,7 +11552,6 @@
           <w:b/>
           <w:lang w:eastAsia="es-CO"/>
         </w:rPr>
-        <w:lastRenderedPageBreak/>
         <w:t>Automatización de procesos</w:t>
       </w:r>
       <w:r>
@@ -11666,14 +11747,8 @@
         <w:rPr>
           <w:lang w:eastAsia="es-CO"/>
         </w:rPr>
-        <w:t xml:space="preserve">En el entorno profesional, existen múltiples herramientas de analítica de datos que se han consolidado por su eficacia, versatilidad y capacidad de integración con </w:t>
-      </w:r>
-      <w:r>
-        <w:rPr>
-          <w:lang w:eastAsia="es-CO"/>
-        </w:rPr>
         <w:lastRenderedPageBreak/>
-        <w:t xml:space="preserve">otros sistemas. Estas soluciones permiten desde tareas básicas de exploración hasta análisis avanzados con algoritmos de </w:t>
+        <w:t xml:space="preserve">En el entorno profesional, existen múltiples herramientas de analítica de datos que se han consolidado por su eficacia, versatilidad y capacidad de integración con otros sistemas. Estas soluciones permiten desde tareas básicas de exploración hasta análisis avanzados con algoritmos de </w:t>
       </w:r>
       <w:r>
         <w:rPr>
@@ -11722,7 +11797,7 @@
         </w:rPr>
         <w:t xml:space="preserve">: plataforma de visualización desarrollada por Microsoft. Permite crear informes interactivos y </w:t>
       </w:r>
-      <w:bookmarkStart w:id="61" w:name="_Hlk201825293"/>
+      <w:bookmarkStart w:id="62" w:name="_Hlk201825293"/>
       <w:r>
         <w:rPr>
           <w:rStyle w:val="Extranjerismo"/>
@@ -11736,7 +11811,7 @@
         </w:rPr>
         <w:t xml:space="preserve"> </w:t>
       </w:r>
-      <w:bookmarkEnd w:id="61"/>
+      <w:bookmarkEnd w:id="62"/>
       <w:r>
         <w:rPr>
           <w:lang w:eastAsia="es-CO"/>
@@ -11986,11 +12061,12 @@
       <w:pPr>
         <w:pStyle w:val="Ttulo2"/>
       </w:pPr>
-      <w:bookmarkStart w:id="62" w:name="_Toc201826953"/>
-      <w:r>
+      <w:bookmarkStart w:id="63" w:name="_Toc201826953"/>
+      <w:r>
+        <w:lastRenderedPageBreak/>
         <w:t>Algoritmos de agrupamiento y técnicas de gestión de datos</w:t>
       </w:r>
-      <w:bookmarkEnd w:id="62"/>
+      <w:bookmarkEnd w:id="63"/>
     </w:p>
     <w:p>
       <w:pPr>
@@ -12004,25 +12080,16 @@
         </w:rPr>
         <w:t xml:space="preserve">El agrupamiento o </w:t>
       </w:r>
-      <w:r>
-        <w:rPr>
-          <w:rStyle w:val="Extranjerismo"/>
-          <w:lang w:eastAsia="es-CO"/>
-        </w:rPr>
+      <w:proofErr w:type="spellStart"/>
+      <w:r>
         <w:t>clustering</w:t>
       </w:r>
-      <w:r>
-        <w:rPr>
-          <w:lang w:eastAsia="es-CO"/>
-        </w:rPr>
-        <w:t xml:space="preserve"> es una técnica fundamental en el aprendizaje automático no supervisado, que tiene como objetivo identificar patrones o estructuras </w:t>
-      </w:r>
-      <w:r>
-        <w:rPr>
-          <w:lang w:eastAsia="es-CO"/>
-        </w:rPr>
-        <w:lastRenderedPageBreak/>
-        <w:t>ocultas dentro de un conjunto de datos. A través de estos algoritmos, los datos se agrupan en subconjuntos homogéneos llamados clústeres, donde los elementos dentro de un mismo grupo comparten características similares y son distintos de los elementos de otros grupos. Esta técnica es ampliamente utilizada en áreas como la segmentación de clientes, la detección de anomalías, la clasificación de documentos y el análisis de redes sociales.</w:t>
+      <w:proofErr w:type="spellEnd"/>
+      <w:r>
+        <w:rPr>
+          <w:lang w:eastAsia="es-CO"/>
+        </w:rPr>
+        <w:t xml:space="preserve"> es una técnica fundamental en el aprendizaje automático no supervisado, que tiene como objetivo identificar patrones o estructuras ocultas dentro de un conjunto de datos. A través de estos algoritmos, los datos se agrupan en subconjuntos homogéneos llamados clústeres, donde los elementos dentro de un mismo grupo comparten características similares y son distintos de los elementos de otros grupos. Esta técnica es ampliamente utilizada en áreas como la segmentación de clientes, la detección de anomalías, la clasificación de documentos y el análisis de redes sociales.</w:t>
       </w:r>
     </w:p>
     <w:p>
@@ -12236,14 +12303,14 @@
         </w:rPr>
         <w:t xml:space="preserve"> </w:t>
       </w:r>
-      <w:r>
-        <w:rPr>
-          <w:rStyle w:val="Extranjerismo"/>
-          <w:b/>
-          <w:lang w:eastAsia="es-CO"/>
+      <w:proofErr w:type="spellStart"/>
+      <w:r>
+        <w:rPr>
+          <w:b/>
         </w:rPr>
         <w:t>Clustering</w:t>
       </w:r>
+      <w:proofErr w:type="spellEnd"/>
       <w:r>
         <w:rPr>
           <w:lang w:eastAsia="es-CO"/>
@@ -12300,7 +12367,6 @@
         <w:rPr>
           <w:lang w:eastAsia="es-CO"/>
         </w:rPr>
-        <w:lastRenderedPageBreak/>
         <w:t>Normalización y estandarización de datos para mejorar el rendimiento de los algoritmos.</w:t>
       </w:r>
     </w:p>
@@ -12375,7 +12441,7 @@
       <w:pPr>
         <w:pStyle w:val="Ttulo2"/>
       </w:pPr>
-      <w:bookmarkStart w:id="63" w:name="_Toc201826954"/>
+      <w:bookmarkStart w:id="64" w:name="_Toc201826954"/>
       <w:r>
         <w:t xml:space="preserve">Evaluación de modelos de </w:t>
       </w:r>
@@ -12388,7 +12454,7 @@
       <w:r>
         <w:t>: métricas y validación</w:t>
       </w:r>
-      <w:bookmarkEnd w:id="63"/>
+      <w:bookmarkEnd w:id="64"/>
     </w:p>
     <w:p>
       <w:pPr>
@@ -12492,7 +12558,6 @@
           <w:b/>
           <w:lang w:eastAsia="es-CO"/>
         </w:rPr>
-        <w:lastRenderedPageBreak/>
         <w:t xml:space="preserve">Precisión y </w:t>
       </w:r>
       <w:r>
@@ -12791,6 +12856,7 @@
           <w:b/>
           <w:lang w:eastAsia="es-CO"/>
         </w:rPr>
+        <w:lastRenderedPageBreak/>
         <w:t>Validación estratificada</w:t>
       </w:r>
       <w:r>
@@ -12810,7 +12876,6 @@
         <w:rPr>
           <w:lang w:eastAsia="es-CO"/>
         </w:rPr>
-        <w:lastRenderedPageBreak/>
         <w:t>Evaluar correctamente un modelo permite seleccionar el enfoque más adecuado para el problema, comparar diferentes algoritmos de forma objetiva y asegurar que los resultados obtenidos sean confiables y reproducibles en contextos reales.</w:t>
       </w:r>
     </w:p>
@@ -12844,16 +12909,15 @@
           <w:lang w:eastAsia="es-CO"/>
         </w:rPr>
       </w:pPr>
-      <w:bookmarkStart w:id="64" w:name="_Toc196390789"/>
-      <w:bookmarkStart w:id="65" w:name="_Toc196402000"/>
-      <w:bookmarkStart w:id="66" w:name="_Toc197610605"/>
-      <w:bookmarkStart w:id="67" w:name="_Toc201133536"/>
-      <w:bookmarkStart w:id="68" w:name="_Toc201669279"/>
-      <w:bookmarkStart w:id="69" w:name="_Toc201680667"/>
-      <w:bookmarkStart w:id="70" w:name="_Toc201680858"/>
-      <w:bookmarkStart w:id="71" w:name="_Toc201765848"/>
-      <w:bookmarkStart w:id="72" w:name="_Toc201826955"/>
-      <w:bookmarkEnd w:id="64"/>
+      <w:bookmarkStart w:id="65" w:name="_Toc196390789"/>
+      <w:bookmarkStart w:id="66" w:name="_Toc196402000"/>
+      <w:bookmarkStart w:id="67" w:name="_Toc197610605"/>
+      <w:bookmarkStart w:id="68" w:name="_Toc201133536"/>
+      <w:bookmarkStart w:id="69" w:name="_Toc201669279"/>
+      <w:bookmarkStart w:id="70" w:name="_Toc201680667"/>
+      <w:bookmarkStart w:id="71" w:name="_Toc201680858"/>
+      <w:bookmarkStart w:id="72" w:name="_Toc201765848"/>
+      <w:bookmarkStart w:id="73" w:name="_Toc201826955"/>
       <w:bookmarkEnd w:id="65"/>
       <w:bookmarkEnd w:id="66"/>
       <w:bookmarkEnd w:id="67"/>
@@ -12862,6 +12926,7 @@
       <w:bookmarkEnd w:id="70"/>
       <w:bookmarkEnd w:id="71"/>
       <w:bookmarkEnd w:id="72"/>
+      <w:bookmarkEnd w:id="73"/>
     </w:p>
     <w:p>
       <w:pPr>
@@ -12886,20 +12951,19 @@
           <w:lang w:eastAsia="es-CO"/>
         </w:rPr>
       </w:pPr>
-      <w:bookmarkStart w:id="73" w:name="_Toc194939523"/>
-      <w:bookmarkStart w:id="74" w:name="_Toc195024908"/>
-      <w:bookmarkStart w:id="75" w:name="_Toc196197822"/>
-      <w:bookmarkStart w:id="76" w:name="_Toc196295087"/>
-      <w:bookmarkStart w:id="77" w:name="_Toc196390793"/>
-      <w:bookmarkStart w:id="78" w:name="_Toc196402004"/>
-      <w:bookmarkStart w:id="79" w:name="_Toc197610609"/>
-      <w:bookmarkStart w:id="80" w:name="_Toc201133540"/>
-      <w:bookmarkStart w:id="81" w:name="_Toc201669280"/>
-      <w:bookmarkStart w:id="82" w:name="_Toc201680668"/>
-      <w:bookmarkStart w:id="83" w:name="_Toc201680859"/>
-      <w:bookmarkStart w:id="84" w:name="_Toc201765849"/>
-      <w:bookmarkStart w:id="85" w:name="_Toc201826956"/>
-      <w:bookmarkEnd w:id="73"/>
+      <w:bookmarkStart w:id="74" w:name="_Toc194939523"/>
+      <w:bookmarkStart w:id="75" w:name="_Toc195024908"/>
+      <w:bookmarkStart w:id="76" w:name="_Toc196197822"/>
+      <w:bookmarkStart w:id="77" w:name="_Toc196295087"/>
+      <w:bookmarkStart w:id="78" w:name="_Toc196390793"/>
+      <w:bookmarkStart w:id="79" w:name="_Toc196402004"/>
+      <w:bookmarkStart w:id="80" w:name="_Toc197610609"/>
+      <w:bookmarkStart w:id="81" w:name="_Toc201133540"/>
+      <w:bookmarkStart w:id="82" w:name="_Toc201669280"/>
+      <w:bookmarkStart w:id="83" w:name="_Toc201680668"/>
+      <w:bookmarkStart w:id="84" w:name="_Toc201680859"/>
+      <w:bookmarkStart w:id="85" w:name="_Toc201765849"/>
+      <w:bookmarkStart w:id="86" w:name="_Toc201826956"/>
       <w:bookmarkEnd w:id="74"/>
       <w:bookmarkEnd w:id="75"/>
       <w:bookmarkEnd w:id="76"/>
@@ -12912,6 +12976,7 @@
       <w:bookmarkEnd w:id="83"/>
       <w:bookmarkEnd w:id="84"/>
       <w:bookmarkEnd w:id="85"/>
+      <w:bookmarkEnd w:id="86"/>
     </w:p>
     <w:p>
       <w:pPr>
@@ -12936,31 +13001,30 @@
           <w:lang w:eastAsia="es-CO"/>
         </w:rPr>
       </w:pPr>
-      <w:bookmarkStart w:id="86" w:name="_Toc184721157"/>
-      <w:bookmarkStart w:id="87" w:name="_Toc184923169"/>
-      <w:bookmarkStart w:id="88" w:name="_Toc184924207"/>
-      <w:bookmarkStart w:id="89" w:name="_Toc185017461"/>
-      <w:bookmarkStart w:id="90" w:name="_Toc191294477"/>
-      <w:bookmarkStart w:id="91" w:name="_Toc191477912"/>
-      <w:bookmarkStart w:id="92" w:name="_Toc191566698"/>
-      <w:bookmarkStart w:id="93" w:name="_Toc192491093"/>
-      <w:bookmarkStart w:id="94" w:name="_Toc192597533"/>
-      <w:bookmarkStart w:id="95" w:name="_Toc194939093"/>
-      <w:bookmarkStart w:id="96" w:name="_Toc194939112"/>
-      <w:bookmarkStart w:id="97" w:name="_Toc194939526"/>
-      <w:bookmarkStart w:id="98" w:name="_Toc195024911"/>
-      <w:bookmarkStart w:id="99" w:name="_Toc196197823"/>
-      <w:bookmarkStart w:id="100" w:name="_Toc196295088"/>
-      <w:bookmarkStart w:id="101" w:name="_Toc196390794"/>
-      <w:bookmarkStart w:id="102" w:name="_Toc196402005"/>
-      <w:bookmarkStart w:id="103" w:name="_Toc197610610"/>
-      <w:bookmarkStart w:id="104" w:name="_Toc201133541"/>
-      <w:bookmarkStart w:id="105" w:name="_Toc201669281"/>
-      <w:bookmarkStart w:id="106" w:name="_Toc201680669"/>
-      <w:bookmarkStart w:id="107" w:name="_Toc201680860"/>
-      <w:bookmarkStart w:id="108" w:name="_Toc201765850"/>
-      <w:bookmarkStart w:id="109" w:name="_Toc201826957"/>
-      <w:bookmarkEnd w:id="86"/>
+      <w:bookmarkStart w:id="87" w:name="_Toc184721157"/>
+      <w:bookmarkStart w:id="88" w:name="_Toc184923169"/>
+      <w:bookmarkStart w:id="89" w:name="_Toc184924207"/>
+      <w:bookmarkStart w:id="90" w:name="_Toc185017461"/>
+      <w:bookmarkStart w:id="91" w:name="_Toc191294477"/>
+      <w:bookmarkStart w:id="92" w:name="_Toc191477912"/>
+      <w:bookmarkStart w:id="93" w:name="_Toc191566698"/>
+      <w:bookmarkStart w:id="94" w:name="_Toc192491093"/>
+      <w:bookmarkStart w:id="95" w:name="_Toc192597533"/>
+      <w:bookmarkStart w:id="96" w:name="_Toc194939093"/>
+      <w:bookmarkStart w:id="97" w:name="_Toc194939112"/>
+      <w:bookmarkStart w:id="98" w:name="_Toc194939526"/>
+      <w:bookmarkStart w:id="99" w:name="_Toc195024911"/>
+      <w:bookmarkStart w:id="100" w:name="_Toc196197823"/>
+      <w:bookmarkStart w:id="101" w:name="_Toc196295088"/>
+      <w:bookmarkStart w:id="102" w:name="_Toc196390794"/>
+      <w:bookmarkStart w:id="103" w:name="_Toc196402005"/>
+      <w:bookmarkStart w:id="104" w:name="_Toc197610610"/>
+      <w:bookmarkStart w:id="105" w:name="_Toc201133541"/>
+      <w:bookmarkStart w:id="106" w:name="_Toc201669281"/>
+      <w:bookmarkStart w:id="107" w:name="_Toc201680669"/>
+      <w:bookmarkStart w:id="108" w:name="_Toc201680860"/>
+      <w:bookmarkStart w:id="109" w:name="_Toc201765850"/>
+      <w:bookmarkStart w:id="110" w:name="_Toc201826957"/>
       <w:bookmarkEnd w:id="87"/>
       <w:bookmarkEnd w:id="88"/>
       <w:bookmarkEnd w:id="89"/>
@@ -12984,6 +13048,7 @@
       <w:bookmarkEnd w:id="107"/>
       <w:bookmarkEnd w:id="108"/>
       <w:bookmarkEnd w:id="109"/>
+      <w:bookmarkEnd w:id="110"/>
     </w:p>
     <w:p>
       <w:pPr>
@@ -12997,15 +13062,14 @@
           <w:vanish/>
         </w:rPr>
       </w:pPr>
-      <w:bookmarkStart w:id="110" w:name="_Toc184721161"/>
-      <w:bookmarkStart w:id="111" w:name="_Toc184923173"/>
-      <w:bookmarkStart w:id="112" w:name="_Toc184924213"/>
-      <w:bookmarkStart w:id="113" w:name="_Toc185017467"/>
-      <w:bookmarkStart w:id="114" w:name="_Toc191294483"/>
-      <w:bookmarkStart w:id="115" w:name="_Toc191477917"/>
-      <w:bookmarkStart w:id="116" w:name="_Toc191566703"/>
-      <w:bookmarkStart w:id="117" w:name="_Toc192491096"/>
-      <w:bookmarkEnd w:id="110"/>
+      <w:bookmarkStart w:id="111" w:name="_Toc184721161"/>
+      <w:bookmarkStart w:id="112" w:name="_Toc184923173"/>
+      <w:bookmarkStart w:id="113" w:name="_Toc184924213"/>
+      <w:bookmarkStart w:id="114" w:name="_Toc185017467"/>
+      <w:bookmarkStart w:id="115" w:name="_Toc191294483"/>
+      <w:bookmarkStart w:id="116" w:name="_Toc191477917"/>
+      <w:bookmarkStart w:id="117" w:name="_Toc191566703"/>
+      <w:bookmarkStart w:id="118" w:name="_Toc192491096"/>
       <w:bookmarkEnd w:id="111"/>
       <w:bookmarkEnd w:id="112"/>
       <w:bookmarkEnd w:id="113"/>
@@ -13013,6 +13077,7 @@
       <w:bookmarkEnd w:id="115"/>
       <w:bookmarkEnd w:id="116"/>
       <w:bookmarkEnd w:id="117"/>
+      <w:bookmarkEnd w:id="118"/>
     </w:p>
     <w:p>
       <w:pPr>
@@ -13037,23 +13102,22 @@
           <w:lang w:eastAsia="es-CO"/>
         </w:rPr>
       </w:pPr>
-      <w:bookmarkStart w:id="118" w:name="_Toc192597534"/>
-      <w:bookmarkStart w:id="119" w:name="_Toc194939094"/>
-      <w:bookmarkStart w:id="120" w:name="_Toc194939113"/>
-      <w:bookmarkStart w:id="121" w:name="_Toc194939527"/>
-      <w:bookmarkStart w:id="122" w:name="_Toc195024912"/>
-      <w:bookmarkStart w:id="123" w:name="_Toc196197824"/>
-      <w:bookmarkStart w:id="124" w:name="_Toc196295089"/>
-      <w:bookmarkStart w:id="125" w:name="_Toc196390795"/>
-      <w:bookmarkStart w:id="126" w:name="_Toc196402006"/>
-      <w:bookmarkStart w:id="127" w:name="_Toc197610611"/>
-      <w:bookmarkStart w:id="128" w:name="_Toc201133542"/>
-      <w:bookmarkStart w:id="129" w:name="_Toc201669282"/>
-      <w:bookmarkStart w:id="130" w:name="_Toc201680670"/>
-      <w:bookmarkStart w:id="131" w:name="_Toc201680861"/>
-      <w:bookmarkStart w:id="132" w:name="_Toc201765851"/>
-      <w:bookmarkStart w:id="133" w:name="_Toc201826958"/>
-      <w:bookmarkEnd w:id="118"/>
+      <w:bookmarkStart w:id="119" w:name="_Toc192597534"/>
+      <w:bookmarkStart w:id="120" w:name="_Toc194939094"/>
+      <w:bookmarkStart w:id="121" w:name="_Toc194939113"/>
+      <w:bookmarkStart w:id="122" w:name="_Toc194939527"/>
+      <w:bookmarkStart w:id="123" w:name="_Toc195024912"/>
+      <w:bookmarkStart w:id="124" w:name="_Toc196197824"/>
+      <w:bookmarkStart w:id="125" w:name="_Toc196295089"/>
+      <w:bookmarkStart w:id="126" w:name="_Toc196390795"/>
+      <w:bookmarkStart w:id="127" w:name="_Toc196402006"/>
+      <w:bookmarkStart w:id="128" w:name="_Toc197610611"/>
+      <w:bookmarkStart w:id="129" w:name="_Toc201133542"/>
+      <w:bookmarkStart w:id="130" w:name="_Toc201669282"/>
+      <w:bookmarkStart w:id="131" w:name="_Toc201680670"/>
+      <w:bookmarkStart w:id="132" w:name="_Toc201680861"/>
+      <w:bookmarkStart w:id="133" w:name="_Toc201765851"/>
+      <w:bookmarkStart w:id="134" w:name="_Toc201826958"/>
       <w:bookmarkEnd w:id="119"/>
       <w:bookmarkEnd w:id="120"/>
       <w:bookmarkEnd w:id="121"/>
@@ -13069,17 +13133,18 @@
       <w:bookmarkEnd w:id="131"/>
       <w:bookmarkEnd w:id="132"/>
       <w:bookmarkEnd w:id="133"/>
+      <w:bookmarkEnd w:id="134"/>
     </w:p>
     <w:p>
       <w:pPr>
         <w:pStyle w:val="Titulosgenerales"/>
       </w:pPr>
-      <w:bookmarkStart w:id="134" w:name="_Toc201826959"/>
+      <w:bookmarkStart w:id="135" w:name="_Toc201826959"/>
       <w:r>
         <w:lastRenderedPageBreak/>
         <w:t>Síntesis</w:t>
       </w:r>
-      <w:bookmarkEnd w:id="134"/>
+      <w:bookmarkEnd w:id="135"/>
     </w:p>
     <w:p>
       <w:pPr>
@@ -13176,12 +13241,12 @@
       <w:pPr>
         <w:pStyle w:val="Titulosgenerales"/>
       </w:pPr>
-      <w:bookmarkStart w:id="135" w:name="_Toc201826960"/>
+      <w:bookmarkStart w:id="136" w:name="_Toc201826960"/>
       <w:r>
         <w:lastRenderedPageBreak/>
         <w:t>Material Complementario</w:t>
       </w:r>
-      <w:bookmarkEnd w:id="135"/>
+      <w:bookmarkEnd w:id="136"/>
     </w:p>
     <w:tbl>
       <w:tblPr>
@@ -13594,14 +13659,14 @@
       <w:pPr>
         <w:pStyle w:val="Titulosgenerales"/>
       </w:pPr>
-      <w:bookmarkStart w:id="136" w:name="_Toc176443725"/>
-      <w:bookmarkStart w:id="137" w:name="_Toc201826961"/>
+      <w:bookmarkStart w:id="137" w:name="_Toc176443725"/>
+      <w:bookmarkStart w:id="138" w:name="_Toc201826961"/>
       <w:r>
         <w:lastRenderedPageBreak/>
         <w:t>Glosario</w:t>
       </w:r>
-      <w:bookmarkEnd w:id="136"/>
       <w:bookmarkEnd w:id="137"/>
+      <w:bookmarkEnd w:id="138"/>
     </w:p>
     <w:p>
       <w:pPr>
@@ -13868,8 +13933,8 @@
           <w:lang w:val="es-MX"/>
         </w:rPr>
       </w:pPr>
-      <w:bookmarkStart w:id="138" w:name="_Toc176443726"/>
-      <w:bookmarkStart w:id="139" w:name="_Toc201826962"/>
+      <w:bookmarkStart w:id="139" w:name="_Toc176443726"/>
+      <w:bookmarkStart w:id="140" w:name="_Toc201826962"/>
       <w:r>
         <w:rPr>
           <w:lang w:val="es-MX"/>
@@ -13877,8 +13942,8 @@
         <w:lastRenderedPageBreak/>
         <w:t>Referencias bibliográficas</w:t>
       </w:r>
-      <w:bookmarkEnd w:id="138"/>
       <w:bookmarkEnd w:id="139"/>
+      <w:bookmarkEnd w:id="140"/>
     </w:p>
     <w:p>
       <w:pPr>
@@ -15757,13 +15822,27 @@
         <w:rPr>
           <w:lang w:val="es-MX" w:eastAsia="es-CO"/>
         </w:rPr>
-        <w:t xml:space="preserve"> of Urban </w:t>
+        <w:t xml:space="preserve"> </w:t>
       </w:r>
       <w:proofErr w:type="spellStart"/>
       <w:r>
         <w:rPr>
           <w:lang w:val="es-MX" w:eastAsia="es-CO"/>
         </w:rPr>
+        <w:t>of</w:t>
+      </w:r>
+      <w:proofErr w:type="spellEnd"/>
+      <w:r>
+        <w:rPr>
+          <w:lang w:val="es-MX" w:eastAsia="es-CO"/>
+        </w:rPr>
+        <w:t xml:space="preserve"> Urban </w:t>
+      </w:r>
+      <w:proofErr w:type="spellStart"/>
+      <w:r>
+        <w:rPr>
+          <w:lang w:val="es-MX" w:eastAsia="es-CO"/>
+        </w:rPr>
         <w:t>Technology</w:t>
       </w:r>
       <w:proofErr w:type="spellEnd"/>
@@ -15834,14 +15913,14 @@
       <w:pPr>
         <w:pStyle w:val="Titulosgenerales"/>
       </w:pPr>
-      <w:bookmarkStart w:id="140" w:name="_Toc176443727"/>
-      <w:bookmarkStart w:id="141" w:name="_Toc201826963"/>
+      <w:bookmarkStart w:id="141" w:name="_Toc176443727"/>
+      <w:bookmarkStart w:id="142" w:name="_Toc201826963"/>
       <w:r>
         <w:lastRenderedPageBreak/>
         <w:t>Créditos</w:t>
       </w:r>
-      <w:bookmarkEnd w:id="140"/>
       <w:bookmarkEnd w:id="141"/>
+      <w:bookmarkEnd w:id="142"/>
     </w:p>
     <w:tbl>
       <w:tblPr>
@@ -16727,7 +16806,7 @@
 </file>
 
 <file path=word/endnotes.xml><?xml version="1.0" encoding="utf-8"?>
-<w:endnotes xmlns:wpc="http://schemas.microsoft.com/office/word/2010/wordprocessingCanvas" xmlns:cx="http://schemas.microsoft.com/office/drawing/2014/chartex" xmlns:cx1="http://schemas.microsoft.com/office/drawing/2015/9/8/chartex" xmlns:cx2="http://schemas.microsoft.com/office/drawing/2015/10/21/chartex" xmlns:cx3="http://schemas.microsoft.com/office/drawing/2016/5/9/chartex" xmlns:cx4="http://schemas.microsoft.com/office/drawing/2016/5/10/chartex" xmlns:cx5="http://schemas.microsoft.com/office/drawing/2016/5/11/chartex" xmlns:cx6="http://schemas.microsoft.com/office/drawing/2016/5/12/chartex" xmlns:cx7="http://schemas.microsoft.com/office/drawing/2016/5/13/chartex" xmlns:cx8="http://schemas.microsoft.com/office/drawing/2016/5/14/chartex" xmlns:mc="http://schemas.openxmlformats.org/markup-compatibility/2006" xmlns:aink="http://schemas.microsoft.com/office/drawing/2016/ink" xmlns:am3d="http://schemas.microsoft.com/office/drawing/2017/model3d" xmlns:o="urn:schemas-microsoft-com:office:office" xmlns:r="http://schemas.openxmlformats.org/officeDocument/2006/relationships" xmlns:m="http://schemas.openxmlformats.org/officeDocument/2006/math" xmlns:v="urn:schemas-microsoft-com:vml" xmlns:wp14="http://schemas.microsoft.com/office/word/2010/wordprocessingDrawing" xmlns:wp="http://schemas.openxmlformats.org/drawingml/2006/wordprocessingDrawing" xmlns:w10="urn:schemas-microsoft-com:office:word" xmlns:w="http://schemas.openxmlformats.org/wordprocessingml/2006/main" xmlns:w14="http://schemas.microsoft.com/office/word/2010/wordml" xmlns:w15="http://schemas.microsoft.com/office/word/2012/wordml" xmlns:w16cex="http://schemas.microsoft.com/office/word/2018/wordml/cex" xmlns:w16cid="http://schemas.microsoft.com/office/word/2016/wordml/cid" xmlns:w16="http://schemas.microsoft.com/office/word/2018/wordml" xmlns:w16sdtdh="http://schemas.microsoft.com/office/word/2020/wordml/sdtdatahash" xmlns:w16se="http://schemas.microsoft.com/office/word/2015/wordml/symex" xmlns:wpg="http://schemas.microsoft.com/office/word/2010/wordprocessingGroup" xmlns:wpi="http://schemas.microsoft.com/office/word/2010/wordprocessingInk" xmlns:wne="http://schemas.microsoft.com/office/word/2006/wordml" xmlns:wps="http://schemas.microsoft.com/office/word/2010/wordprocessingShape" mc:Ignorable="w14 w15 w16se w16cid w16 w16cex w16sdtdh wp14">
+<w:endnotes xmlns:wpc="http://schemas.microsoft.com/office/word/2010/wordprocessingCanvas" xmlns:cx="http://schemas.microsoft.com/office/drawing/2014/chartex" xmlns:cx1="http://schemas.microsoft.com/office/drawing/2015/9/8/chartex" xmlns:cx2="http://schemas.microsoft.com/office/drawing/2015/10/21/chartex" xmlns:cx3="http://schemas.microsoft.com/office/drawing/2016/5/9/chartex" xmlns:cx4="http://schemas.microsoft.com/office/drawing/2016/5/10/chartex" xmlns:cx5="http://schemas.microsoft.com/office/drawing/2016/5/11/chartex" xmlns:cx6="http://schemas.microsoft.com/office/drawing/2016/5/12/chartex" xmlns:cx7="http://schemas.microsoft.com/office/drawing/2016/5/13/chartex" xmlns:cx8="http://schemas.microsoft.com/office/drawing/2016/5/14/chartex" xmlns:mc="http://schemas.openxmlformats.org/markup-compatibility/2006" xmlns:aink="http://schemas.microsoft.com/office/drawing/2016/ink" xmlns:am3d="http://schemas.microsoft.com/office/drawing/2017/model3d" xmlns:o="urn:schemas-microsoft-com:office:office" xmlns:r="http://schemas.openxmlformats.org/officeDocument/2006/relationships" xmlns:m="http://schemas.openxmlformats.org/officeDocument/2006/math" xmlns:v="urn:schemas-microsoft-com:vml" xmlns:wp14="http://schemas.microsoft.com/office/word/2010/wordprocessingDrawing" xmlns:wp="http://schemas.openxmlformats.org/drawingml/2006/wordprocessingDrawing" xmlns:w10="urn:schemas-microsoft-com:office:word" xmlns:w="http://schemas.openxmlformats.org/wordprocessingml/2006/main" xmlns:w14="http://schemas.microsoft.com/office/word/2010/wordml" xmlns:w15="http://schemas.microsoft.com/office/word/2012/wordml" xmlns:w16cid="http://schemas.microsoft.com/office/word/2016/wordml/cid" xmlns:w16se="http://schemas.microsoft.com/office/word/2015/wordml/symex" xmlns:wpg="http://schemas.microsoft.com/office/word/2010/wordprocessingGroup" xmlns:wpi="http://schemas.microsoft.com/office/word/2010/wordprocessingInk" xmlns:wne="http://schemas.microsoft.com/office/word/2006/wordml" xmlns:wps="http://schemas.microsoft.com/office/word/2010/wordprocessingShape" mc:Ignorable="w14 w15 w16se w16cid wp14">
   <w:endnote w:type="separator" w:id="-1">
     <w:p>
       <w:pPr>
@@ -16752,7 +16831,7 @@
 </file>
 
 <file path=word/footer1.xml><?xml version="1.0" encoding="utf-8"?>
-<w:ftr xmlns:wpc="http://schemas.microsoft.com/office/word/2010/wordprocessingCanvas" xmlns:cx="http://schemas.microsoft.com/office/drawing/2014/chartex" xmlns:cx1="http://schemas.microsoft.com/office/drawing/2015/9/8/chartex" xmlns:cx2="http://schemas.microsoft.com/office/drawing/2015/10/21/chartex" xmlns:cx3="http://schemas.microsoft.com/office/drawing/2016/5/9/chartex" xmlns:cx4="http://schemas.microsoft.com/office/drawing/2016/5/10/chartex" xmlns:cx5="http://schemas.microsoft.com/office/drawing/2016/5/11/chartex" xmlns:cx6="http://schemas.microsoft.com/office/drawing/2016/5/12/chartex" xmlns:cx7="http://schemas.microsoft.com/office/drawing/2016/5/13/chartex" xmlns:cx8="http://schemas.microsoft.com/office/drawing/2016/5/14/chartex" xmlns:mc="http://schemas.openxmlformats.org/markup-compatibility/2006" xmlns:aink="http://schemas.microsoft.com/office/drawing/2016/ink" xmlns:am3d="http://schemas.microsoft.com/office/drawing/2017/model3d" xmlns:o="urn:schemas-microsoft-com:office:office" xmlns:r="http://schemas.openxmlformats.org/officeDocument/2006/relationships" xmlns:m="http://schemas.openxmlformats.org/officeDocument/2006/math" xmlns:v="urn:schemas-microsoft-com:vml" xmlns:wp14="http://schemas.microsoft.com/office/word/2010/wordprocessingDrawing" xmlns:wp="http://schemas.openxmlformats.org/drawingml/2006/wordprocessingDrawing" xmlns:w10="urn:schemas-microsoft-com:office:word" xmlns:w="http://schemas.openxmlformats.org/wordprocessingml/2006/main" xmlns:w14="http://schemas.microsoft.com/office/word/2010/wordml" xmlns:w15="http://schemas.microsoft.com/office/word/2012/wordml" xmlns:w16cex="http://schemas.microsoft.com/office/word/2018/wordml/cex" xmlns:w16cid="http://schemas.microsoft.com/office/word/2016/wordml/cid" xmlns:w16="http://schemas.microsoft.com/office/word/2018/wordml" xmlns:w16sdtdh="http://schemas.microsoft.com/office/word/2020/wordml/sdtdatahash" xmlns:w16se="http://schemas.microsoft.com/office/word/2015/wordml/symex" xmlns:wpg="http://schemas.microsoft.com/office/word/2010/wordprocessingGroup" xmlns:wpi="http://schemas.microsoft.com/office/word/2010/wordprocessingInk" xmlns:wne="http://schemas.microsoft.com/office/word/2006/wordml" xmlns:wps="http://schemas.microsoft.com/office/word/2010/wordprocessingShape" mc:Ignorable="w14 w15 w16se w16cid w16 w16cex w16sdtdh wp14">
+<w:ftr xmlns:wpc="http://schemas.microsoft.com/office/word/2010/wordprocessingCanvas" xmlns:cx="http://schemas.microsoft.com/office/drawing/2014/chartex" xmlns:cx1="http://schemas.microsoft.com/office/drawing/2015/9/8/chartex" xmlns:cx2="http://schemas.microsoft.com/office/drawing/2015/10/21/chartex" xmlns:cx3="http://schemas.microsoft.com/office/drawing/2016/5/9/chartex" xmlns:cx4="http://schemas.microsoft.com/office/drawing/2016/5/10/chartex" xmlns:cx5="http://schemas.microsoft.com/office/drawing/2016/5/11/chartex" xmlns:cx6="http://schemas.microsoft.com/office/drawing/2016/5/12/chartex" xmlns:cx7="http://schemas.microsoft.com/office/drawing/2016/5/13/chartex" xmlns:cx8="http://schemas.microsoft.com/office/drawing/2016/5/14/chartex" xmlns:mc="http://schemas.openxmlformats.org/markup-compatibility/2006" xmlns:aink="http://schemas.microsoft.com/office/drawing/2016/ink" xmlns:am3d="http://schemas.microsoft.com/office/drawing/2017/model3d" xmlns:o="urn:schemas-microsoft-com:office:office" xmlns:r="http://schemas.openxmlformats.org/officeDocument/2006/relationships" xmlns:m="http://schemas.openxmlformats.org/officeDocument/2006/math" xmlns:v="urn:schemas-microsoft-com:vml" xmlns:wp14="http://schemas.microsoft.com/office/word/2010/wordprocessingDrawing" xmlns:wp="http://schemas.openxmlformats.org/drawingml/2006/wordprocessingDrawing" xmlns:w10="urn:schemas-microsoft-com:office:word" xmlns:w="http://schemas.openxmlformats.org/wordprocessingml/2006/main" xmlns:w14="http://schemas.microsoft.com/office/word/2010/wordml" xmlns:w15="http://schemas.microsoft.com/office/word/2012/wordml" xmlns:w16cid="http://schemas.microsoft.com/office/word/2016/wordml/cid" xmlns:w16se="http://schemas.microsoft.com/office/word/2015/wordml/symex" xmlns:wpg="http://schemas.microsoft.com/office/word/2010/wordprocessingGroup" xmlns:wpi="http://schemas.microsoft.com/office/word/2010/wordprocessingInk" xmlns:wne="http://schemas.microsoft.com/office/word/2006/wordml" xmlns:wps="http://schemas.microsoft.com/office/word/2010/wordprocessingShape" mc:Ignorable="w14 w15 w16se w16cid wp14">
   <w:p>
     <w:pPr>
       <w:pStyle w:val="Piedepgina"/>
@@ -16889,7 +16968,7 @@
 </file>
 
 <file path=word/footnotes.xml><?xml version="1.0" encoding="utf-8"?>
-<w:footnotes xmlns:wpc="http://schemas.microsoft.com/office/word/2010/wordprocessingCanvas" xmlns:cx="http://schemas.microsoft.com/office/drawing/2014/chartex" xmlns:cx1="http://schemas.microsoft.com/office/drawing/2015/9/8/chartex" xmlns:cx2="http://schemas.microsoft.com/office/drawing/2015/10/21/chartex" xmlns:cx3="http://schemas.microsoft.com/office/drawing/2016/5/9/chartex" xmlns:cx4="http://schemas.microsoft.com/office/drawing/2016/5/10/chartex" xmlns:cx5="http://schemas.microsoft.com/office/drawing/2016/5/11/chartex" xmlns:cx6="http://schemas.microsoft.com/office/drawing/2016/5/12/chartex" xmlns:cx7="http://schemas.microsoft.com/office/drawing/2016/5/13/chartex" xmlns:cx8="http://schemas.microsoft.com/office/drawing/2016/5/14/chartex" xmlns:mc="http://schemas.openxmlformats.org/markup-compatibility/2006" xmlns:aink="http://schemas.microsoft.com/office/drawing/2016/ink" xmlns:am3d="http://schemas.microsoft.com/office/drawing/2017/model3d" xmlns:o="urn:schemas-microsoft-com:office:office" xmlns:r="http://schemas.openxmlformats.org/officeDocument/2006/relationships" xmlns:m="http://schemas.openxmlformats.org/officeDocument/2006/math" xmlns:v="urn:schemas-microsoft-com:vml" xmlns:wp14="http://schemas.microsoft.com/office/word/2010/wordprocessingDrawing" xmlns:wp="http://schemas.openxmlformats.org/drawingml/2006/wordprocessingDrawing" xmlns:w10="urn:schemas-microsoft-com:office:word" xmlns:w="http://schemas.openxmlformats.org/wordprocessingml/2006/main" xmlns:w14="http://schemas.microsoft.com/office/word/2010/wordml" xmlns:w15="http://schemas.microsoft.com/office/word/2012/wordml" xmlns:w16cex="http://schemas.microsoft.com/office/word/2018/wordml/cex" xmlns:w16cid="http://schemas.microsoft.com/office/word/2016/wordml/cid" xmlns:w16="http://schemas.microsoft.com/office/word/2018/wordml" xmlns:w16sdtdh="http://schemas.microsoft.com/office/word/2020/wordml/sdtdatahash" xmlns:w16se="http://schemas.microsoft.com/office/word/2015/wordml/symex" xmlns:wpg="http://schemas.microsoft.com/office/word/2010/wordprocessingGroup" xmlns:wpi="http://schemas.microsoft.com/office/word/2010/wordprocessingInk" xmlns:wne="http://schemas.microsoft.com/office/word/2006/wordml" xmlns:wps="http://schemas.microsoft.com/office/word/2010/wordprocessingShape" mc:Ignorable="w14 w15 w16se w16cid w16 w16cex w16sdtdh wp14">
+<w:footnotes xmlns:wpc="http://schemas.microsoft.com/office/word/2010/wordprocessingCanvas" xmlns:cx="http://schemas.microsoft.com/office/drawing/2014/chartex" xmlns:cx1="http://schemas.microsoft.com/office/drawing/2015/9/8/chartex" xmlns:cx2="http://schemas.microsoft.com/office/drawing/2015/10/21/chartex" xmlns:cx3="http://schemas.microsoft.com/office/drawing/2016/5/9/chartex" xmlns:cx4="http://schemas.microsoft.com/office/drawing/2016/5/10/chartex" xmlns:cx5="http://schemas.microsoft.com/office/drawing/2016/5/11/chartex" xmlns:cx6="http://schemas.microsoft.com/office/drawing/2016/5/12/chartex" xmlns:cx7="http://schemas.microsoft.com/office/drawing/2016/5/13/chartex" xmlns:cx8="http://schemas.microsoft.com/office/drawing/2016/5/14/chartex" xmlns:mc="http://schemas.openxmlformats.org/markup-compatibility/2006" xmlns:aink="http://schemas.microsoft.com/office/drawing/2016/ink" xmlns:am3d="http://schemas.microsoft.com/office/drawing/2017/model3d" xmlns:o="urn:schemas-microsoft-com:office:office" xmlns:r="http://schemas.openxmlformats.org/officeDocument/2006/relationships" xmlns:m="http://schemas.openxmlformats.org/officeDocument/2006/math" xmlns:v="urn:schemas-microsoft-com:vml" xmlns:wp14="http://schemas.microsoft.com/office/word/2010/wordprocessingDrawing" xmlns:wp="http://schemas.openxmlformats.org/drawingml/2006/wordprocessingDrawing" xmlns:w10="urn:schemas-microsoft-com:office:word" xmlns:w="http://schemas.openxmlformats.org/wordprocessingml/2006/main" xmlns:w14="http://schemas.microsoft.com/office/word/2010/wordml" xmlns:w15="http://schemas.microsoft.com/office/word/2012/wordml" xmlns:w16cid="http://schemas.microsoft.com/office/word/2016/wordml/cid" xmlns:w16se="http://schemas.microsoft.com/office/word/2015/wordml/symex" xmlns:wpg="http://schemas.microsoft.com/office/word/2010/wordprocessingGroup" xmlns:wpi="http://schemas.microsoft.com/office/word/2010/wordprocessingInk" xmlns:wne="http://schemas.microsoft.com/office/word/2006/wordml" xmlns:wps="http://schemas.microsoft.com/office/word/2010/wordprocessingShape" mc:Ignorable="w14 w15 w16se w16cid wp14">
   <w:footnote w:type="separator" w:id="-1">
     <w:p>
       <w:pPr>
@@ -16914,7 +16993,7 @@
 </file>
 
 <file path=word/header1.xml><?xml version="1.0" encoding="utf-8"?>
-<w:hdr xmlns:wpc="http://schemas.microsoft.com/office/word/2010/wordprocessingCanvas" xmlns:cx="http://schemas.microsoft.com/office/drawing/2014/chartex" xmlns:cx1="http://schemas.microsoft.com/office/drawing/2015/9/8/chartex" xmlns:cx2="http://schemas.microsoft.com/office/drawing/2015/10/21/chartex" xmlns:cx3="http://schemas.microsoft.com/office/drawing/2016/5/9/chartex" xmlns:cx4="http://schemas.microsoft.com/office/drawing/2016/5/10/chartex" xmlns:cx5="http://schemas.microsoft.com/office/drawing/2016/5/11/chartex" xmlns:cx6="http://schemas.microsoft.com/office/drawing/2016/5/12/chartex" xmlns:cx7="http://schemas.microsoft.com/office/drawing/2016/5/13/chartex" xmlns:cx8="http://schemas.microsoft.com/office/drawing/2016/5/14/chartex" xmlns:mc="http://schemas.openxmlformats.org/markup-compatibility/2006" xmlns:aink="http://schemas.microsoft.com/office/drawing/2016/ink" xmlns:am3d="http://schemas.microsoft.com/office/drawing/2017/model3d" xmlns:o="urn:schemas-microsoft-com:office:office" xmlns:r="http://schemas.openxmlformats.org/officeDocument/2006/relationships" xmlns:m="http://schemas.openxmlformats.org/officeDocument/2006/math" xmlns:v="urn:schemas-microsoft-com:vml" xmlns:wp14="http://schemas.microsoft.com/office/word/2010/wordprocessingDrawing" xmlns:wp="http://schemas.openxmlformats.org/drawingml/2006/wordprocessingDrawing" xmlns:w10="urn:schemas-microsoft-com:office:word" xmlns:w="http://schemas.openxmlformats.org/wordprocessingml/2006/main" xmlns:w14="http://schemas.microsoft.com/office/word/2010/wordml" xmlns:w15="http://schemas.microsoft.com/office/word/2012/wordml" xmlns:w16cex="http://schemas.microsoft.com/office/word/2018/wordml/cex" xmlns:w16cid="http://schemas.microsoft.com/office/word/2016/wordml/cid" xmlns:w16="http://schemas.microsoft.com/office/word/2018/wordml" xmlns:w16sdtdh="http://schemas.microsoft.com/office/word/2020/wordml/sdtdatahash" xmlns:w16se="http://schemas.microsoft.com/office/word/2015/wordml/symex" xmlns:wpg="http://schemas.microsoft.com/office/word/2010/wordprocessingGroup" xmlns:wpi="http://schemas.microsoft.com/office/word/2010/wordprocessingInk" xmlns:wne="http://schemas.microsoft.com/office/word/2006/wordml" xmlns:wps="http://schemas.microsoft.com/office/word/2010/wordprocessingShape" mc:Ignorable="w14 w15 w16se w16cid w16 w16cex w16sdtdh wp14">
+<w:hdr xmlns:wpc="http://schemas.microsoft.com/office/word/2010/wordprocessingCanvas" xmlns:cx="http://schemas.microsoft.com/office/drawing/2014/chartex" xmlns:cx1="http://schemas.microsoft.com/office/drawing/2015/9/8/chartex" xmlns:cx2="http://schemas.microsoft.com/office/drawing/2015/10/21/chartex" xmlns:cx3="http://schemas.microsoft.com/office/drawing/2016/5/9/chartex" xmlns:cx4="http://schemas.microsoft.com/office/drawing/2016/5/10/chartex" xmlns:cx5="http://schemas.microsoft.com/office/drawing/2016/5/11/chartex" xmlns:cx6="http://schemas.microsoft.com/office/drawing/2016/5/12/chartex" xmlns:cx7="http://schemas.microsoft.com/office/drawing/2016/5/13/chartex" xmlns:cx8="http://schemas.microsoft.com/office/drawing/2016/5/14/chartex" xmlns:mc="http://schemas.openxmlformats.org/markup-compatibility/2006" xmlns:aink="http://schemas.microsoft.com/office/drawing/2016/ink" xmlns:am3d="http://schemas.microsoft.com/office/drawing/2017/model3d" xmlns:o="urn:schemas-microsoft-com:office:office" xmlns:r="http://schemas.openxmlformats.org/officeDocument/2006/relationships" xmlns:m="http://schemas.openxmlformats.org/officeDocument/2006/math" xmlns:v="urn:schemas-microsoft-com:vml" xmlns:wp14="http://schemas.microsoft.com/office/word/2010/wordprocessingDrawing" xmlns:wp="http://schemas.openxmlformats.org/drawingml/2006/wordprocessingDrawing" xmlns:w10="urn:schemas-microsoft-com:office:word" xmlns:w="http://schemas.openxmlformats.org/wordprocessingml/2006/main" xmlns:w14="http://schemas.microsoft.com/office/word/2010/wordml" xmlns:w15="http://schemas.microsoft.com/office/word/2012/wordml" xmlns:w16cid="http://schemas.microsoft.com/office/word/2016/wordml/cid" xmlns:w16se="http://schemas.microsoft.com/office/word/2015/wordml/symex" xmlns:wpg="http://schemas.microsoft.com/office/word/2010/wordprocessingGroup" xmlns:wpi="http://schemas.microsoft.com/office/word/2010/wordprocessingInk" xmlns:wne="http://schemas.microsoft.com/office/word/2006/wordml" xmlns:wps="http://schemas.microsoft.com/office/word/2010/wordprocessingShape" mc:Ignorable="w14 w15 w16se w16cid wp14">
   <w:p>
     <w:pPr>
       <w:pStyle w:val="Encabezado"/>
@@ -16986,7 +17065,7 @@
 </file>
 
 <file path=word/numbering.xml><?xml version="1.0" encoding="utf-8"?>
-<w:numbering xmlns:wpc="http://schemas.microsoft.com/office/word/2010/wordprocessingCanvas" xmlns:cx="http://schemas.microsoft.com/office/drawing/2014/chartex" xmlns:cx1="http://schemas.microsoft.com/office/drawing/2015/9/8/chartex" xmlns:cx2="http://schemas.microsoft.com/office/drawing/2015/10/21/chartex" xmlns:cx3="http://schemas.microsoft.com/office/drawing/2016/5/9/chartex" xmlns:cx4="http://schemas.microsoft.com/office/drawing/2016/5/10/chartex" xmlns:cx5="http://schemas.microsoft.com/office/drawing/2016/5/11/chartex" xmlns:cx6="http://schemas.microsoft.com/office/drawing/2016/5/12/chartex" xmlns:cx7="http://schemas.microsoft.com/office/drawing/2016/5/13/chartex" xmlns:cx8="http://schemas.microsoft.com/office/drawing/2016/5/14/chartex" xmlns:mc="http://schemas.openxmlformats.org/markup-compatibility/2006" xmlns:aink="http://schemas.microsoft.com/office/drawing/2016/ink" xmlns:am3d="http://schemas.microsoft.com/office/drawing/2017/model3d" xmlns:o="urn:schemas-microsoft-com:office:office" xmlns:r="http://schemas.openxmlformats.org/officeDocument/2006/relationships" xmlns:m="http://schemas.openxmlformats.org/officeDocument/2006/math" xmlns:v="urn:schemas-microsoft-com:vml" xmlns:wp14="http://schemas.microsoft.com/office/word/2010/wordprocessingDrawing" xmlns:wp="http://schemas.openxmlformats.org/drawingml/2006/wordprocessingDrawing" xmlns:w10="urn:schemas-microsoft-com:office:word" xmlns:w="http://schemas.openxmlformats.org/wordprocessingml/2006/main" xmlns:w14="http://schemas.microsoft.com/office/word/2010/wordml" xmlns:w15="http://schemas.microsoft.com/office/word/2012/wordml" xmlns:w16cex="http://schemas.microsoft.com/office/word/2018/wordml/cex" xmlns:w16cid="http://schemas.microsoft.com/office/word/2016/wordml/cid" xmlns:w16="http://schemas.microsoft.com/office/word/2018/wordml" xmlns:w16sdtdh="http://schemas.microsoft.com/office/word/2020/wordml/sdtdatahash" xmlns:w16se="http://schemas.microsoft.com/office/word/2015/wordml/symex" xmlns:wpg="http://schemas.microsoft.com/office/word/2010/wordprocessingGroup" xmlns:wpi="http://schemas.microsoft.com/office/word/2010/wordprocessingInk" xmlns:wne="http://schemas.microsoft.com/office/word/2006/wordml" xmlns:wps="http://schemas.microsoft.com/office/word/2010/wordprocessingShape" mc:Ignorable="w14 w15 w16se w16cid w16 w16cex w16sdtdh wp14">
+<w:numbering xmlns:wpc="http://schemas.microsoft.com/office/word/2010/wordprocessingCanvas" xmlns:cx="http://schemas.microsoft.com/office/drawing/2014/chartex" xmlns:cx1="http://schemas.microsoft.com/office/drawing/2015/9/8/chartex" xmlns:cx2="http://schemas.microsoft.com/office/drawing/2015/10/21/chartex" xmlns:cx3="http://schemas.microsoft.com/office/drawing/2016/5/9/chartex" xmlns:cx4="http://schemas.microsoft.com/office/drawing/2016/5/10/chartex" xmlns:cx5="http://schemas.microsoft.com/office/drawing/2016/5/11/chartex" xmlns:cx6="http://schemas.microsoft.com/office/drawing/2016/5/12/chartex" xmlns:cx7="http://schemas.microsoft.com/office/drawing/2016/5/13/chartex" xmlns:cx8="http://schemas.microsoft.com/office/drawing/2016/5/14/chartex" xmlns:mc="http://schemas.openxmlformats.org/markup-compatibility/2006" xmlns:aink="http://schemas.microsoft.com/office/drawing/2016/ink" xmlns:am3d="http://schemas.microsoft.com/office/drawing/2017/model3d" xmlns:o="urn:schemas-microsoft-com:office:office" xmlns:r="http://schemas.openxmlformats.org/officeDocument/2006/relationships" xmlns:m="http://schemas.openxmlformats.org/officeDocument/2006/math" xmlns:v="urn:schemas-microsoft-com:vml" xmlns:wp14="http://schemas.microsoft.com/office/word/2010/wordprocessingDrawing" xmlns:wp="http://schemas.openxmlformats.org/drawingml/2006/wordprocessingDrawing" xmlns:w10="urn:schemas-microsoft-com:office:word" xmlns:w="http://schemas.openxmlformats.org/wordprocessingml/2006/main" xmlns:w14="http://schemas.microsoft.com/office/word/2010/wordml" xmlns:w15="http://schemas.microsoft.com/office/word/2012/wordml" xmlns:w16cid="http://schemas.microsoft.com/office/word/2016/wordml/cid" xmlns:w16se="http://schemas.microsoft.com/office/word/2015/wordml/symex" xmlns:wpg="http://schemas.microsoft.com/office/word/2010/wordprocessingGroup" xmlns:wpi="http://schemas.microsoft.com/office/word/2010/wordprocessingInk" xmlns:wne="http://schemas.microsoft.com/office/word/2006/wordml" xmlns:wps="http://schemas.microsoft.com/office/word/2010/wordprocessingShape" mc:Ignorable="w14 w15 w16se w16cid wp14">
   <w:abstractNum w:abstractNumId="0" w15:restartNumberingAfterBreak="0">
     <w:nsid w:val="FFFFFF89"/>
     <w:multiLevelType w:val="singleLevel"/>
@@ -18207,7 +18286,7 @@
       <w:lvlText w:val=""/>
       <w:lvlJc w:val="left"/>
       <w:pPr>
-        <w:ind w:left="2136" w:hanging="360"/>
+        <w:ind w:left="2484" w:hanging="360"/>
       </w:pPr>
       <w:rPr>
         <w:rFonts w:ascii="Wingdings" w:hAnsi="Wingdings" w:hint="default"/>
@@ -18219,7 +18298,7 @@
       <w:lvlText w:val="o"/>
       <w:lvlJc w:val="left"/>
       <w:pPr>
-        <w:ind w:left="2856" w:hanging="360"/>
+        <w:ind w:left="3204" w:hanging="360"/>
       </w:pPr>
       <w:rPr>
         <w:rFonts w:ascii="Courier New" w:hAnsi="Courier New" w:cs="Courier New" w:hint="default"/>
@@ -18231,7 +18310,7 @@
       <w:lvlText w:val=""/>
       <w:lvlJc w:val="left"/>
       <w:pPr>
-        <w:ind w:left="3576" w:hanging="360"/>
+        <w:ind w:left="3924" w:hanging="360"/>
       </w:pPr>
       <w:rPr>
         <w:rFonts w:ascii="Wingdings" w:hAnsi="Wingdings" w:hint="default"/>
@@ -18243,7 +18322,7 @@
       <w:lvlText w:val=""/>
       <w:lvlJc w:val="left"/>
       <w:pPr>
-        <w:ind w:left="4296" w:hanging="360"/>
+        <w:ind w:left="4644" w:hanging="360"/>
       </w:pPr>
       <w:rPr>
         <w:rFonts w:ascii="Symbol" w:hAnsi="Symbol" w:hint="default"/>
@@ -18255,7 +18334,7 @@
       <w:lvlText w:val="o"/>
       <w:lvlJc w:val="left"/>
       <w:pPr>
-        <w:ind w:left="5016" w:hanging="360"/>
+        <w:ind w:left="5364" w:hanging="360"/>
       </w:pPr>
       <w:rPr>
         <w:rFonts w:ascii="Courier New" w:hAnsi="Courier New" w:cs="Courier New" w:hint="default"/>
@@ -18267,7 +18346,7 @@
       <w:lvlText w:val=""/>
       <w:lvlJc w:val="left"/>
       <w:pPr>
-        <w:ind w:left="5736" w:hanging="360"/>
+        <w:ind w:left="6084" w:hanging="360"/>
       </w:pPr>
       <w:rPr>
         <w:rFonts w:ascii="Wingdings" w:hAnsi="Wingdings" w:hint="default"/>
@@ -18279,7 +18358,7 @@
       <w:lvlText w:val=""/>
       <w:lvlJc w:val="left"/>
       <w:pPr>
-        <w:ind w:left="6456" w:hanging="360"/>
+        <w:ind w:left="6804" w:hanging="360"/>
       </w:pPr>
       <w:rPr>
         <w:rFonts w:ascii="Symbol" w:hAnsi="Symbol" w:hint="default"/>
@@ -18291,7 +18370,7 @@
       <w:lvlText w:val="o"/>
       <w:lvlJc w:val="left"/>
       <w:pPr>
-        <w:ind w:left="7176" w:hanging="360"/>
+        <w:ind w:left="7524" w:hanging="360"/>
       </w:pPr>
       <w:rPr>
         <w:rFonts w:ascii="Courier New" w:hAnsi="Courier New" w:cs="Courier New" w:hint="default"/>
@@ -18303,7 +18382,7 @@
       <w:lvlText w:val=""/>
       <w:lvlJc w:val="left"/>
       <w:pPr>
-        <w:ind w:left="7896" w:hanging="360"/>
+        <w:ind w:left="8244" w:hanging="360"/>
       </w:pPr>
       <w:rPr>
         <w:rFonts w:ascii="Wingdings" w:hAnsi="Wingdings" w:hint="default"/>
@@ -19323,7 +19402,7 @@
       <w:lvlText w:val=""/>
       <w:lvlJc w:val="left"/>
       <w:pPr>
-        <w:ind w:left="1789" w:hanging="360"/>
+        <w:ind w:left="2461" w:hanging="360"/>
       </w:pPr>
       <w:rPr>
         <w:rFonts w:ascii="Wingdings" w:hAnsi="Wingdings" w:hint="default"/>
@@ -19335,7 +19414,7 @@
       <w:lvlText w:val="o"/>
       <w:lvlJc w:val="left"/>
       <w:pPr>
-        <w:ind w:left="2509" w:hanging="360"/>
+        <w:ind w:left="3181" w:hanging="360"/>
       </w:pPr>
       <w:rPr>
         <w:rFonts w:ascii="Courier New" w:hAnsi="Courier New" w:cs="Courier New" w:hint="default"/>
@@ -19347,7 +19426,7 @@
       <w:lvlText w:val=""/>
       <w:lvlJc w:val="left"/>
       <w:pPr>
-        <w:ind w:left="3229" w:hanging="360"/>
+        <w:ind w:left="3901" w:hanging="360"/>
       </w:pPr>
       <w:rPr>
         <w:rFonts w:ascii="Wingdings" w:hAnsi="Wingdings" w:hint="default"/>
@@ -19359,7 +19438,7 @@
       <w:lvlText w:val=""/>
       <w:lvlJc w:val="left"/>
       <w:pPr>
-        <w:ind w:left="3949" w:hanging="360"/>
+        <w:ind w:left="4621" w:hanging="360"/>
       </w:pPr>
       <w:rPr>
         <w:rFonts w:ascii="Symbol" w:hAnsi="Symbol" w:hint="default"/>
@@ -19371,7 +19450,7 @@
       <w:lvlText w:val="o"/>
       <w:lvlJc w:val="left"/>
       <w:pPr>
-        <w:ind w:left="4669" w:hanging="360"/>
+        <w:ind w:left="5341" w:hanging="360"/>
       </w:pPr>
       <w:rPr>
         <w:rFonts w:ascii="Courier New" w:hAnsi="Courier New" w:cs="Courier New" w:hint="default"/>
@@ -19383,7 +19462,7 @@
       <w:lvlText w:val=""/>
       <w:lvlJc w:val="left"/>
       <w:pPr>
-        <w:ind w:left="5389" w:hanging="360"/>
+        <w:ind w:left="6061" w:hanging="360"/>
       </w:pPr>
       <w:rPr>
         <w:rFonts w:ascii="Wingdings" w:hAnsi="Wingdings" w:hint="default"/>
@@ -19395,7 +19474,7 @@
       <w:lvlText w:val=""/>
       <w:lvlJc w:val="left"/>
       <w:pPr>
-        <w:ind w:left="6109" w:hanging="360"/>
+        <w:ind w:left="6781" w:hanging="360"/>
       </w:pPr>
       <w:rPr>
         <w:rFonts w:ascii="Symbol" w:hAnsi="Symbol" w:hint="default"/>
@@ -19407,7 +19486,7 @@
       <w:lvlText w:val="o"/>
       <w:lvlJc w:val="left"/>
       <w:pPr>
-        <w:ind w:left="6829" w:hanging="360"/>
+        <w:ind w:left="7501" w:hanging="360"/>
       </w:pPr>
       <w:rPr>
         <w:rFonts w:ascii="Courier New" w:hAnsi="Courier New" w:cs="Courier New" w:hint="default"/>
@@ -19419,7 +19498,7 @@
       <w:lvlText w:val=""/>
       <w:lvlJc w:val="left"/>
       <w:pPr>
-        <w:ind w:left="7549" w:hanging="360"/>
+        <w:ind w:left="8221" w:hanging="360"/>
       </w:pPr>
       <w:rPr>
         <w:rFonts w:ascii="Wingdings" w:hAnsi="Wingdings" w:hint="default"/>
@@ -20937,17 +21016,17 @@
   <w:abstractNum w:abstractNumId="38" w15:restartNumberingAfterBreak="0">
     <w:nsid w:val="64F3787D"/>
     <w:multiLevelType w:val="hybridMultilevel"/>
-    <w:tmpl w:val="1736B906"/>
-    <w:lvl w:ilvl="0" w:tplc="240A000D">
-      <w:start w:val="1"/>
-      <w:numFmt w:val="bullet"/>
-      <w:lvlText w:val=""/>
+    <w:tmpl w:val="3502DB4A"/>
+    <w:lvl w:ilvl="0" w:tplc="240A0017">
+      <w:start w:val="1"/>
+      <w:numFmt w:val="lowerLetter"/>
+      <w:lvlText w:val="%1)"/>
       <w:lvlJc w:val="left"/>
       <w:pPr>
         <w:ind w:left="1429" w:hanging="360"/>
       </w:pPr>
       <w:rPr>
-        <w:rFonts w:ascii="Wingdings" w:hAnsi="Wingdings" w:hint="default"/>
+        <w:rFonts w:hint="default"/>
       </w:rPr>
     </w:lvl>
     <w:lvl w:ilvl="1" w:tplc="240A0003">
@@ -22113,7 +22192,7 @@
 </file>
 
 <file path=word/styles.xml><?xml version="1.0" encoding="utf-8"?>
-<w:styles xmlns:mc="http://schemas.openxmlformats.org/markup-compatibility/2006" xmlns:r="http://schemas.openxmlformats.org/officeDocument/2006/relationships" xmlns:w="http://schemas.openxmlformats.org/wordprocessingml/2006/main" xmlns:w14="http://schemas.microsoft.com/office/word/2010/wordml" xmlns:w15="http://schemas.microsoft.com/office/word/2012/wordml" xmlns:w16cex="http://schemas.microsoft.com/office/word/2018/wordml/cex" xmlns:w16cid="http://schemas.microsoft.com/office/word/2016/wordml/cid" xmlns:w16="http://schemas.microsoft.com/office/word/2018/wordml" xmlns:w16sdtdh="http://schemas.microsoft.com/office/word/2020/wordml/sdtdatahash" xmlns:w16se="http://schemas.microsoft.com/office/word/2015/wordml/symex" mc:Ignorable="w14 w15 w16se w16cid w16 w16cex w16sdtdh">
+<w:styles xmlns:mc="http://schemas.openxmlformats.org/markup-compatibility/2006" xmlns:r="http://schemas.openxmlformats.org/officeDocument/2006/relationships" xmlns:w="http://schemas.openxmlformats.org/wordprocessingml/2006/main" xmlns:w14="http://schemas.microsoft.com/office/word/2010/wordml" xmlns:w15="http://schemas.microsoft.com/office/word/2012/wordml" xmlns:w16cid="http://schemas.microsoft.com/office/word/2016/wordml/cid" xmlns:w16se="http://schemas.microsoft.com/office/word/2015/wordml/symex" mc:Ignorable="w14 w15 w16se w16cid">
   <w:docDefaults>
     <w:rPrDefault>
       <w:rPr>
@@ -22123,7 +22202,7 @@
     </w:rPrDefault>
     <w:pPrDefault/>
   </w:docDefaults>
-  <w:latentStyles w:defLockedState="0" w:defUIPriority="99" w:defSemiHidden="0" w:defUnhideWhenUsed="0" w:defQFormat="0" w:count="376">
+  <w:latentStyles w:defLockedState="0" w:defUIPriority="99" w:defSemiHidden="0" w:defUnhideWhenUsed="0" w:defQFormat="0" w:count="375">
     <w:lsdException w:name="Normal" w:uiPriority="0" w:qFormat="1"/>
     <w:lsdException w:name="heading 1" w:uiPriority="9" w:qFormat="1"/>
     <w:lsdException w:name="heading 2" w:semiHidden="1" w:uiPriority="9" w:unhideWhenUsed="1" w:qFormat="1"/>
@@ -22229,6 +22308,7 @@
     <w:lsdException w:name="HTML Sample" w:semiHidden="1" w:unhideWhenUsed="1"/>
     <w:lsdException w:name="HTML Typewriter" w:semiHidden="1" w:unhideWhenUsed="1"/>
     <w:lsdException w:name="HTML Variable" w:semiHidden="1" w:unhideWhenUsed="1"/>
+    <w:lsdException w:name="Normal Table" w:semiHidden="1" w:unhideWhenUsed="1"/>
     <w:lsdException w:name="annotation subject" w:semiHidden="1" w:unhideWhenUsed="1"/>
     <w:lsdException w:name="No List" w:semiHidden="1" w:unhideWhenUsed="1"/>
     <w:lsdException w:name="Outline List 1" w:semiHidden="1" w:unhideWhenUsed="1"/>
@@ -22275,8 +22355,10 @@
     <w:lsdException w:name="Table Subtle 2" w:semiHidden="1" w:unhideWhenUsed="1"/>
     <w:lsdException w:name="Table Web 1" w:semiHidden="1" w:unhideWhenUsed="1"/>
     <w:lsdException w:name="Table Web 2" w:semiHidden="1" w:unhideWhenUsed="1"/>
+    <w:lsdException w:name="Table Web 3" w:semiHidden="1" w:unhideWhenUsed="1"/>
     <w:lsdException w:name="Balloon Text" w:semiHidden="1" w:unhideWhenUsed="1"/>
     <w:lsdException w:name="Table Grid" w:uiPriority="39"/>
+    <w:lsdException w:name="Table Theme" w:semiHidden="1" w:unhideWhenUsed="1"/>
     <w:lsdException w:name="Placeholder Text" w:semiHidden="1"/>
     <w:lsdException w:name="No Spacing" w:uiPriority="1" w:qFormat="1"/>
     <w:lsdException w:name="Light Shading" w:uiPriority="60"/>
@@ -22496,7 +22578,6 @@
     <w:lsdException w:name="Smart Hyperlink" w:semiHidden="1" w:unhideWhenUsed="1"/>
     <w:lsdException w:name="Hashtag" w:semiHidden="1" w:unhideWhenUsed="1"/>
     <w:lsdException w:name="Unresolved Mention" w:semiHidden="1" w:unhideWhenUsed="1"/>
-    <w:lsdException w:name="Smart Link" w:semiHidden="1" w:unhideWhenUsed="1"/>
   </w:latentStyles>
   <w:style w:type="paragraph" w:default="1" w:styleId="Normal">
     <w:name w:val="Normal"/>
@@ -22717,7 +22798,6 @@
   <w:style w:type="character" w:default="1" w:styleId="Fuentedeprrafopredeter">
     <w:name w:val="Default Paragraph Font"/>
     <w:uiPriority w:val="1"/>
-    <w:semiHidden/>
     <w:unhideWhenUsed/>
   </w:style>
   <w:style w:type="table" w:default="1" w:styleId="Tablanormal">
@@ -23828,26 +23908,6 @@
 </file>
 
 <file path=customXml/item1.xml><?xml version="1.0" encoding="utf-8"?>
-<?mso-contentType ?>
-<FormTemplates xmlns="http://schemas.microsoft.com/sharepoint/v3/contenttype/forms">
-  <Display>DocumentLibraryForm</Display>
-  <Edit>DocumentLibraryForm</Edit>
-  <New>DocumentLibraryForm</New>
-</FormTemplates>
-</file>
-
-<file path=customXml/item2.xml><?xml version="1.0" encoding="utf-8"?>
-<p:properties xmlns:p="http://schemas.microsoft.com/office/2006/metadata/properties" xmlns:xsi="http://www.w3.org/2001/XMLSchema-instance" xmlns:pc="http://schemas.microsoft.com/office/infopath/2007/PartnerControls">
-  <documentManagement>
-    <TaxCatchAll xmlns="cb45339b-ced9-4d0d-8f64-77573914d53b" xsi:nil="true"/>
-    <lcf76f155ced4ddcb4097134ff3c332f xmlns="43a3ca16-9c26-4813-b83f-4aec9927b43f">
-      <Terms xmlns="http://schemas.microsoft.com/office/infopath/2007/PartnerControls"/>
-    </lcf76f155ced4ddcb4097134ff3c332f>
-  </documentManagement>
-</p:properties>
-</file>
-
-<file path=customXml/item3.xml><?xml version="1.0" encoding="utf-8"?>
 <ct:contentTypeSchema xmlns:ct="http://schemas.microsoft.com/office/2006/metadata/contentType" xmlns:ma="http://schemas.microsoft.com/office/2006/metadata/properties/metaAttributes" ct:_="" ma:_="" ma:contentTypeName="Documento" ma:contentTypeID="0x01010049282E1EDBE9234EA9E6D38F720E265F" ma:contentTypeVersion="15" ma:contentTypeDescription="Crear nuevo documento." ma:contentTypeScope="" ma:versionID="b31c7aa9eaf043a08b87120b3c4916e3">
   <xsd:schema xmlns:xsd="http://www.w3.org/2001/XMLSchema" xmlns:xs="http://www.w3.org/2001/XMLSchema" xmlns:p="http://schemas.microsoft.com/office/2006/metadata/properties" xmlns:ns2="cb45339b-ced9-4d0d-8f64-77573914d53b" xmlns:ns3="43a3ca16-9c26-4813-b83f-4aec9927b43f" targetNamespace="http://schemas.microsoft.com/office/2006/metadata/properties" ma:root="true" ma:fieldsID="3533d065b04d75c457075bc55f1f5315" ns2:_="" ns3:_="">
     <xsd:import namespace="cb45339b-ced9-4d0d-8f64-77573914d53b"/>
@@ -24082,30 +24142,31 @@
 </ct:contentTypeSchema>
 </file>
 
+<file path=customXml/item2.xml><?xml version="1.0" encoding="utf-8"?>
+<p:properties xmlns:p="http://schemas.microsoft.com/office/2006/metadata/properties" xmlns:xsi="http://www.w3.org/2001/XMLSchema-instance" xmlns:pc="http://schemas.microsoft.com/office/infopath/2007/PartnerControls">
+  <documentManagement>
+    <TaxCatchAll xmlns="cb45339b-ced9-4d0d-8f64-77573914d53b" xsi:nil="true"/>
+    <lcf76f155ced4ddcb4097134ff3c332f xmlns="43a3ca16-9c26-4813-b83f-4aec9927b43f">
+      <Terms xmlns="http://schemas.microsoft.com/office/infopath/2007/PartnerControls"/>
+    </lcf76f155ced4ddcb4097134ff3c332f>
+  </documentManagement>
+</p:properties>
+</file>
+
+<file path=customXml/item3.xml><?xml version="1.0" encoding="utf-8"?>
+<?mso-contentType ?>
+<FormTemplates xmlns="http://schemas.microsoft.com/sharepoint/v3/contenttype/forms">
+  <Display>DocumentLibraryForm</Display>
+  <Edit>DocumentLibraryForm</Edit>
+  <New>DocumentLibraryForm</New>
+</FormTemplates>
+</file>
+
 <file path=customXml/item4.xml><?xml version="1.0" encoding="utf-8"?>
 <b:Sources xmlns:b="http://schemas.openxmlformats.org/officeDocument/2006/bibliography" xmlns="http://schemas.openxmlformats.org/officeDocument/2006/bibliography" SelectedStyle="\APASixthEditionOfficeOnline.xsl" StyleName="APA" Version="6"/>
 </file>
 
 <file path=customXml/itemProps1.xml><?xml version="1.0" encoding="utf-8"?>
-<ds:datastoreItem xmlns:ds="http://schemas.openxmlformats.org/officeDocument/2006/customXml" ds:itemID="{F1B9760C-A733-45FB-8E9C-072BBCD9E8D5}">
-  <ds:schemaRefs>
-    <ds:schemaRef ds:uri="http://schemas.microsoft.com/sharepoint/v3/contenttype/forms"/>
-  </ds:schemaRefs>
-</ds:datastoreItem>
-</file>
-
-<file path=customXml/itemProps2.xml><?xml version="1.0" encoding="utf-8"?>
-<ds:datastoreItem xmlns:ds="http://schemas.openxmlformats.org/officeDocument/2006/customXml" ds:itemID="{36A7DB9A-8BB8-4A84-AD1F-45481AB3FF5E}">
-  <ds:schemaRefs>
-    <ds:schemaRef ds:uri="http://schemas.microsoft.com/office/2006/metadata/properties"/>
-    <ds:schemaRef ds:uri="http://schemas.microsoft.com/office/infopath/2007/PartnerControls"/>
-    <ds:schemaRef ds:uri="cb45339b-ced9-4d0d-8f64-77573914d53b"/>
-    <ds:schemaRef ds:uri="43a3ca16-9c26-4813-b83f-4aec9927b43f"/>
-  </ds:schemaRefs>
-</ds:datastoreItem>
-</file>
-
-<file path=customXml/itemProps3.xml><?xml version="1.0" encoding="utf-8"?>
 <ds:datastoreItem xmlns:ds="http://schemas.openxmlformats.org/officeDocument/2006/customXml" ds:itemID="{CD5D7F9D-6719-4D68-B6C4-DBF03324F66F}">
   <ds:schemaRefs>
     <ds:schemaRef ds:uri="http://schemas.microsoft.com/office/2006/metadata/contentType"/>
@@ -24124,8 +24185,27 @@
 </ds:datastoreItem>
 </file>
 
+<file path=customXml/itemProps2.xml><?xml version="1.0" encoding="utf-8"?>
+<ds:datastoreItem xmlns:ds="http://schemas.openxmlformats.org/officeDocument/2006/customXml" ds:itemID="{36A7DB9A-8BB8-4A84-AD1F-45481AB3FF5E}">
+  <ds:schemaRefs>
+    <ds:schemaRef ds:uri="http://schemas.microsoft.com/office/2006/metadata/properties"/>
+    <ds:schemaRef ds:uri="http://schemas.microsoft.com/office/infopath/2007/PartnerControls"/>
+    <ds:schemaRef ds:uri="cb45339b-ced9-4d0d-8f64-77573914d53b"/>
+    <ds:schemaRef ds:uri="43a3ca16-9c26-4813-b83f-4aec9927b43f"/>
+  </ds:schemaRefs>
+</ds:datastoreItem>
+</file>
+
+<file path=customXml/itemProps3.xml><?xml version="1.0" encoding="utf-8"?>
+<ds:datastoreItem xmlns:ds="http://schemas.openxmlformats.org/officeDocument/2006/customXml" ds:itemID="{F1B9760C-A733-45FB-8E9C-072BBCD9E8D5}">
+  <ds:schemaRefs>
+    <ds:schemaRef ds:uri="http://schemas.microsoft.com/sharepoint/v3/contenttype/forms"/>
+  </ds:schemaRefs>
+</ds:datastoreItem>
+</file>
+
 <file path=customXml/itemProps4.xml><?xml version="1.0" encoding="utf-8"?>
-<ds:datastoreItem xmlns:ds="http://schemas.openxmlformats.org/officeDocument/2006/customXml" ds:itemID="{973A8569-177B-4205-994F-47DB5618B521}">
+<ds:datastoreItem xmlns:ds="http://schemas.openxmlformats.org/officeDocument/2006/customXml" ds:itemID="{1EAAB883-E344-4518-ADF7-BB26314C6D50}">
   <ds:schemaRefs>
     <ds:schemaRef ds:uri="http://schemas.openxmlformats.org/officeDocument/2006/bibliography"/>
   </ds:schemaRefs>
